--- a/lab/lab-maya/perakitan-komputer/SIAP KIRIM/SURAT_PERNYATAAN_DAN_INTEGRITAS_PESERTA.docx
+++ b/lab/lab-maya/perakitan-komputer/SIAP KIRIM/SURAT_PERNYATAAN_DAN_INTEGRITAS_PESERTA.docx
@@ -136,15 +136,8 @@
             </w:tcMar>
           </w:tcPr>
           <w:p>
-            <w:pPr>
-              <w:spacing w:after="40"/>
-            </w:pPr>
             <w:r>
-              <w:rPr>
-                <w:rFonts w:ascii="Arial" w:hAnsi="Arial"/>
-                <w:sz w:val="20"/>
-              </w:rPr>
-              <w:t>: .....................................................................................</w:t>
+              <w:t>: 3524162608910001</w:t>
             </w:r>
           </w:p>
         </w:tc>
@@ -185,15 +178,8 @@
             </w:tcMar>
           </w:tcPr>
           <w:p>
-            <w:pPr>
-              <w:spacing w:after="40"/>
-            </w:pPr>
             <w:r>
-              <w:rPr>
-                <w:rFonts w:ascii="Arial" w:hAnsi="Arial"/>
-                <w:sz w:val="20"/>
-              </w:rPr>
-              <w:t>: .....................................................................................</w:t>
+              <w:t>: 9158769670130183</w:t>
             </w:r>
           </w:p>
         </w:tc>
@@ -332,15 +318,8 @@
             </w:tcMar>
           </w:tcPr>
           <w:p>
-            <w:pPr>
-              <w:spacing w:after="40"/>
-            </w:pPr>
             <w:r>
-              <w:rPr>
-                <w:rFonts w:ascii="Arial" w:hAnsi="Arial"/>
-                <w:sz w:val="20"/>
-              </w:rPr>
-              <w:t>: .....................................................................................</w:t>
+              <w:t>: 08158885508</w:t>
             </w:r>
           </w:p>
         </w:tc>
@@ -381,15 +360,8 @@
             </w:tcMar>
           </w:tcPr>
           <w:p>
-            <w:pPr>
-              <w:spacing w:after="40"/>
-            </w:pPr>
             <w:r>
-              <w:rPr>
-                <w:rFonts w:ascii="Arial" w:hAnsi="Arial"/>
-                <w:sz w:val="20"/>
-              </w:rPr>
-              <w:t>: chanif.fanani@gmail.com</w:t>
+              <w:t>: chanifuddin@gmail.com</w:t>
             </w:r>
           </w:p>
         </w:tc>

--- a/lab/lab-maya/perakitan-komputer/SIAP KIRIM/SURAT_PERNYATAAN_DAN_INTEGRITAS_PESERTA.docx
+++ b/lab/lab-maya/perakitan-komputer/SIAP KIRIM/SURAT_PERNYATAAN_DAN_INTEGRITAS_PESERTA.docx
@@ -113,7 +113,25 @@
           <w:sz w:val="24"/>
           <w:szCs w:val="24"/>
         </w:rPr>
-        <w:t xml:space="preserve"> ini:</w:t>
+        <w:t xml:space="preserve"> </w:t>
+      </w:r>
+      <w:proofErr w:type="spellStart"/>
+      <w:r>
+        <w:rPr>
+          <w:rFonts w:asciiTheme="majorHAnsi" w:hAnsiTheme="majorHAnsi" w:cstheme="majorHAnsi"/>
+          <w:sz w:val="24"/>
+          <w:szCs w:val="24"/>
+        </w:rPr>
+        <w:t>ini</w:t>
+      </w:r>
+      <w:proofErr w:type="spellEnd"/>
+      <w:r>
+        <w:rPr>
+          <w:rFonts w:asciiTheme="majorHAnsi" w:hAnsiTheme="majorHAnsi" w:cstheme="majorHAnsi"/>
+          <w:sz w:val="24"/>
+          <w:szCs w:val="24"/>
+        </w:rPr>
+        <w:t>:</w:t>
       </w:r>
     </w:p>
     <w:tbl>
@@ -123,8 +141,3932 @@
         <w:tblLook w:val="04A0" w:firstRow="1" w:lastRow="0" w:firstColumn="1" w:lastColumn="0" w:noHBand="0" w:noVBand="1"/>
       </w:tblPr>
       <w:tblGrid>
-        <w:gridCol w:w="2481"/>
-        <w:gridCol w:w="6104"/>
+        <w:gridCol w:w="2592"/>
+        <w:gridCol w:w="6480"/>
+      </w:tblGrid>
+      <w:tr>
+        <w:trPr>
+          <w:jc w:val="center"/>
+        </w:trPr>
+        <w:tc>
+          <w:tcPr>
+            <w:tcW w:w="2592" w:type="dxa"/>
+            <w:tcMar>
+              <w:top w:w="40" w:type="dxa"/>
+              <w:left w:w="40" w:type="dxa"/>
+              <w:bottom w:w="40" w:type="dxa"/>
+              <w:right w:w="40" w:type="dxa"/>
+            </w:tcMar>
+          </w:tcPr>
+          <w:p>
+            <w:pPr>
+              <w:spacing w:after="0" w:line="240" w:lineRule="auto"/>
+              <w:ind w:left="391"/>
+              <w:rPr>
+                <w:rFonts w:asciiTheme="majorHAnsi" w:hAnsiTheme="majorHAnsi" w:cstheme="majorHAnsi"/>
+                <w:sz w:val="24"/>
+                <w:szCs w:val="24"/>
+              </w:rPr>
+            </w:pPr>
+            <w:r>
+              <w:rPr>
+                <w:rFonts w:asciiTheme="majorHAnsi" w:hAnsiTheme="majorHAnsi" w:cstheme="majorHAnsi"/>
+                <w:b/>
+                <w:sz w:val="24"/>
+                <w:szCs w:val="24"/>
+              </w:rPr>
+              <w:t xml:space="preserve">Nama </w:t>
+            </w:r>
+            <w:proofErr w:type="spellStart"/>
+            <w:r>
+              <w:rPr>
+                <w:rFonts w:asciiTheme="majorHAnsi" w:hAnsiTheme="majorHAnsi" w:cstheme="majorHAnsi"/>
+                <w:b/>
+                <w:sz w:val="24"/>
+                <w:szCs w:val="24"/>
+              </w:rPr>
+              <w:t>Lengkap</w:t>
+            </w:r>
+            <w:proofErr w:type="spellEnd"/>
+          </w:p>
+        </w:tc>
+        <w:tc>
+          <w:tcPr>
+            <w:tcW w:w="6480" w:type="dxa"/>
+            <w:tcMar>
+              <w:top w:w="40" w:type="dxa"/>
+              <w:left w:w="40" w:type="dxa"/>
+              <w:bottom w:w="40" w:type="dxa"/>
+              <w:right w:w="40" w:type="dxa"/>
+            </w:tcMar>
+          </w:tcPr>
+          <w:p>
+            <w:pPr>
+              <w:spacing w:after="0" w:line="240" w:lineRule="auto"/>
+              <w:ind w:left="391"/>
+              <w:rPr>
+                <w:rFonts w:asciiTheme="majorHAnsi" w:hAnsiTheme="majorHAnsi" w:cstheme="majorHAnsi"/>
+                <w:sz w:val="24"/>
+                <w:szCs w:val="24"/>
+              </w:rPr>
+            </w:pPr>
+            <w:r>
+              <w:rPr>
+                <w:rFonts w:asciiTheme="majorHAnsi" w:hAnsiTheme="majorHAnsi" w:cstheme="majorHAnsi"/>
+                <w:sz w:val="24"/>
+                <w:szCs w:val="24"/>
+              </w:rPr>
+              <w:t xml:space="preserve">: Ach. Chanifuddin Fanani, </w:t>
+            </w:r>
+            <w:proofErr w:type="spellStart"/>
+            <w:r>
+              <w:rPr>
+                <w:rFonts w:asciiTheme="majorHAnsi" w:hAnsiTheme="majorHAnsi" w:cstheme="majorHAnsi"/>
+                <w:sz w:val="24"/>
+                <w:szCs w:val="24"/>
+              </w:rPr>
+              <w:t>S.Pd</w:t>
+            </w:r>
+            <w:proofErr w:type="spellEnd"/>
+            <w:r>
+              <w:rPr>
+                <w:rFonts w:asciiTheme="majorHAnsi" w:hAnsiTheme="majorHAnsi" w:cstheme="majorHAnsi"/>
+                <w:sz w:val="24"/>
+                <w:szCs w:val="24"/>
+              </w:rPr>
+              <w:t>.</w:t>
+            </w:r>
+          </w:p>
+        </w:tc>
+      </w:tr>
+      <w:tr>
+        <w:trPr>
+          <w:jc w:val="center"/>
+        </w:trPr>
+        <w:tc>
+          <w:tcPr>
+            <w:tcW w:w="2592" w:type="dxa"/>
+            <w:tcMar>
+              <w:top w:w="40" w:type="dxa"/>
+              <w:left w:w="40" w:type="dxa"/>
+              <w:bottom w:w="40" w:type="dxa"/>
+              <w:right w:w="40" w:type="dxa"/>
+            </w:tcMar>
+          </w:tcPr>
+          <w:p>
+            <w:pPr>
+              <w:spacing w:after="0" w:line="240" w:lineRule="auto"/>
+              <w:ind w:left="391"/>
+              <w:rPr>
+                <w:rFonts w:asciiTheme="majorHAnsi" w:hAnsiTheme="majorHAnsi" w:cstheme="majorHAnsi"/>
+                <w:sz w:val="24"/>
+                <w:szCs w:val="24"/>
+              </w:rPr>
+            </w:pPr>
+            <w:r>
+              <w:rPr>
+                <w:rFonts w:asciiTheme="majorHAnsi" w:hAnsiTheme="majorHAnsi" w:cstheme="majorHAnsi"/>
+                <w:b/>
+                <w:sz w:val="24"/>
+                <w:szCs w:val="24"/>
+              </w:rPr>
+              <w:t>NIK</w:t>
+            </w:r>
+          </w:p>
+        </w:tc>
+        <w:tc>
+          <w:tcPr>
+            <w:tcW w:w="6480" w:type="dxa"/>
+            <w:tcMar>
+              <w:top w:w="40" w:type="dxa"/>
+              <w:left w:w="40" w:type="dxa"/>
+              <w:bottom w:w="40" w:type="dxa"/>
+              <w:right w:w="40" w:type="dxa"/>
+            </w:tcMar>
+          </w:tcPr>
+          <w:p>
+            <w:pPr>
+              <w:spacing w:after="0" w:line="240" w:lineRule="auto"/>
+              <w:ind w:left="391"/>
+              <w:rPr>
+                <w:rFonts w:asciiTheme="majorHAnsi" w:hAnsiTheme="majorHAnsi" w:cstheme="majorHAnsi"/>
+                <w:sz w:val="24"/>
+                <w:szCs w:val="24"/>
+              </w:rPr>
+            </w:pPr>
+            <w:r>
+              <w:rPr>
+                <w:rFonts w:asciiTheme="majorHAnsi" w:hAnsiTheme="majorHAnsi" w:cstheme="majorHAnsi"/>
+                <w:sz w:val="24"/>
+                <w:szCs w:val="24"/>
+              </w:rPr>
+              <w:t>: 3524162608910001</w:t>
+            </w:r>
+          </w:p>
+        </w:tc>
+      </w:tr>
+      <w:tr>
+        <w:trPr>
+          <w:jc w:val="center"/>
+        </w:trPr>
+        <w:tc>
+          <w:tcPr>
+            <w:tcW w:w="2592" w:type="dxa"/>
+            <w:tcMar>
+              <w:top w:w="40" w:type="dxa"/>
+              <w:left w:w="40" w:type="dxa"/>
+              <w:bottom w:w="40" w:type="dxa"/>
+              <w:right w:w="40" w:type="dxa"/>
+            </w:tcMar>
+          </w:tcPr>
+          <w:p>
+            <w:pPr>
+              <w:spacing w:after="0" w:line="240" w:lineRule="auto"/>
+              <w:ind w:left="391"/>
+              <w:rPr>
+                <w:rFonts w:asciiTheme="majorHAnsi" w:hAnsiTheme="majorHAnsi" w:cstheme="majorHAnsi"/>
+                <w:sz w:val="24"/>
+                <w:szCs w:val="24"/>
+              </w:rPr>
+            </w:pPr>
+            <w:r>
+              <w:rPr>
+                <w:rFonts w:asciiTheme="majorHAnsi" w:hAnsiTheme="majorHAnsi" w:cstheme="majorHAnsi"/>
+                <w:b/>
+                <w:sz w:val="24"/>
+                <w:szCs w:val="24"/>
+              </w:rPr>
+              <w:t>NUPTK</w:t>
+            </w:r>
+          </w:p>
+        </w:tc>
+        <w:tc>
+          <w:tcPr>
+            <w:tcW w:w="6480" w:type="dxa"/>
+            <w:tcMar>
+              <w:top w:w="40" w:type="dxa"/>
+              <w:left w:w="40" w:type="dxa"/>
+              <w:bottom w:w="40" w:type="dxa"/>
+              <w:right w:w="40" w:type="dxa"/>
+            </w:tcMar>
+          </w:tcPr>
+          <w:p>
+            <w:pPr>
+              <w:spacing w:after="0" w:line="240" w:lineRule="auto"/>
+              <w:ind w:left="391"/>
+              <w:rPr>
+                <w:rFonts w:asciiTheme="majorHAnsi" w:hAnsiTheme="majorHAnsi" w:cstheme="majorHAnsi"/>
+                <w:sz w:val="24"/>
+                <w:szCs w:val="24"/>
+              </w:rPr>
+            </w:pPr>
+            <w:r>
+              <w:rPr>
+                <w:rFonts w:asciiTheme="majorHAnsi" w:hAnsiTheme="majorHAnsi" w:cstheme="majorHAnsi"/>
+                <w:sz w:val="24"/>
+                <w:szCs w:val="24"/>
+              </w:rPr>
+              <w:t>: 9158769670130183</w:t>
+            </w:r>
+          </w:p>
+        </w:tc>
+      </w:tr>
+      <w:tr>
+        <w:trPr>
+          <w:jc w:val="center"/>
+        </w:trPr>
+        <w:tc>
+          <w:tcPr>
+            <w:tcW w:w="2592" w:type="dxa"/>
+            <w:tcMar>
+              <w:top w:w="40" w:type="dxa"/>
+              <w:left w:w="40" w:type="dxa"/>
+              <w:bottom w:w="40" w:type="dxa"/>
+              <w:right w:w="40" w:type="dxa"/>
+            </w:tcMar>
+          </w:tcPr>
+          <w:p>
+            <w:pPr>
+              <w:spacing w:after="0" w:line="240" w:lineRule="auto"/>
+              <w:ind w:left="391"/>
+              <w:rPr>
+                <w:rFonts w:asciiTheme="majorHAnsi" w:hAnsiTheme="majorHAnsi" w:cstheme="majorHAnsi"/>
+                <w:sz w:val="24"/>
+                <w:szCs w:val="24"/>
+              </w:rPr>
+            </w:pPr>
+            <w:r>
+              <w:rPr>
+                <w:rFonts w:asciiTheme="majorHAnsi" w:hAnsiTheme="majorHAnsi" w:cstheme="majorHAnsi"/>
+                <w:b/>
+                <w:sz w:val="24"/>
+                <w:szCs w:val="24"/>
+              </w:rPr>
+              <w:t xml:space="preserve">Unit </w:t>
+            </w:r>
+            <w:proofErr w:type="spellStart"/>
+            <w:r>
+              <w:rPr>
+                <w:rFonts w:asciiTheme="majorHAnsi" w:hAnsiTheme="majorHAnsi" w:cstheme="majorHAnsi"/>
+                <w:b/>
+                <w:sz w:val="24"/>
+                <w:szCs w:val="24"/>
+              </w:rPr>
+              <w:t>Kerja</w:t>
+            </w:r>
+            <w:proofErr w:type="spellEnd"/>
+          </w:p>
+        </w:tc>
+        <w:tc>
+          <w:tcPr>
+            <w:tcW w:w="6480" w:type="dxa"/>
+            <w:tcMar>
+              <w:top w:w="40" w:type="dxa"/>
+              <w:left w:w="40" w:type="dxa"/>
+              <w:bottom w:w="40" w:type="dxa"/>
+              <w:right w:w="40" w:type="dxa"/>
+            </w:tcMar>
+          </w:tcPr>
+          <w:p>
+            <w:pPr>
+              <w:spacing w:after="0" w:line="240" w:lineRule="auto"/>
+              <w:ind w:left="391"/>
+              <w:rPr>
+                <w:rFonts w:asciiTheme="majorHAnsi" w:hAnsiTheme="majorHAnsi" w:cstheme="majorHAnsi"/>
+                <w:sz w:val="24"/>
+                <w:szCs w:val="24"/>
+              </w:rPr>
+            </w:pPr>
+            <w:r>
+              <w:rPr>
+                <w:rFonts w:asciiTheme="majorHAnsi" w:hAnsiTheme="majorHAnsi" w:cstheme="majorHAnsi"/>
+                <w:sz w:val="24"/>
+                <w:szCs w:val="24"/>
+              </w:rPr>
+              <w:t xml:space="preserve">: SMP Negeri 2 </w:t>
+            </w:r>
+            <w:proofErr w:type="spellStart"/>
+            <w:r>
+              <w:rPr>
+                <w:rFonts w:asciiTheme="majorHAnsi" w:hAnsiTheme="majorHAnsi" w:cstheme="majorHAnsi"/>
+                <w:sz w:val="24"/>
+                <w:szCs w:val="24"/>
+              </w:rPr>
+              <w:t>Lamongan</w:t>
+            </w:r>
+            <w:proofErr w:type="spellEnd"/>
+          </w:p>
+        </w:tc>
+      </w:tr>
+      <w:tr>
+        <w:trPr>
+          <w:jc w:val="center"/>
+        </w:trPr>
+        <w:tc>
+          <w:tcPr>
+            <w:tcW w:w="2592" w:type="dxa"/>
+            <w:tcMar>
+              <w:top w:w="40" w:type="dxa"/>
+              <w:left w:w="40" w:type="dxa"/>
+              <w:bottom w:w="40" w:type="dxa"/>
+              <w:right w:w="40" w:type="dxa"/>
+            </w:tcMar>
+          </w:tcPr>
+          <w:p>
+            <w:pPr>
+              <w:spacing w:after="0" w:line="240" w:lineRule="auto"/>
+              <w:ind w:left="391"/>
+              <w:rPr>
+                <w:rFonts w:asciiTheme="majorHAnsi" w:hAnsiTheme="majorHAnsi" w:cstheme="majorHAnsi"/>
+                <w:sz w:val="24"/>
+                <w:szCs w:val="24"/>
+              </w:rPr>
+            </w:pPr>
+            <w:proofErr w:type="spellStart"/>
+            <w:r>
+              <w:rPr>
+                <w:rFonts w:asciiTheme="majorHAnsi" w:hAnsiTheme="majorHAnsi" w:cstheme="majorHAnsi"/>
+                <w:b/>
+                <w:sz w:val="24"/>
+                <w:szCs w:val="24"/>
+              </w:rPr>
+              <w:t>Jabatan</w:t>
+            </w:r>
+            <w:proofErr w:type="spellEnd"/>
+          </w:p>
+        </w:tc>
+        <w:tc>
+          <w:tcPr>
+            <w:tcW w:w="6480" w:type="dxa"/>
+            <w:tcMar>
+              <w:top w:w="40" w:type="dxa"/>
+              <w:left w:w="40" w:type="dxa"/>
+              <w:bottom w:w="40" w:type="dxa"/>
+              <w:right w:w="40" w:type="dxa"/>
+            </w:tcMar>
+          </w:tcPr>
+          <w:p>
+            <w:pPr>
+              <w:spacing w:after="0" w:line="240" w:lineRule="auto"/>
+              <w:ind w:left="391"/>
+              <w:rPr>
+                <w:rFonts w:asciiTheme="majorHAnsi" w:hAnsiTheme="majorHAnsi" w:cstheme="majorHAnsi"/>
+                <w:sz w:val="24"/>
+                <w:szCs w:val="24"/>
+              </w:rPr>
+            </w:pPr>
+            <w:r>
+              <w:rPr>
+                <w:rFonts w:asciiTheme="majorHAnsi" w:hAnsiTheme="majorHAnsi" w:cstheme="majorHAnsi"/>
+                <w:sz w:val="24"/>
+                <w:szCs w:val="24"/>
+              </w:rPr>
+              <w:t xml:space="preserve">: Guru Mata Pelajaran </w:t>
+            </w:r>
+            <w:proofErr w:type="spellStart"/>
+            <w:r>
+              <w:rPr>
+                <w:rFonts w:asciiTheme="majorHAnsi" w:hAnsiTheme="majorHAnsi" w:cstheme="majorHAnsi"/>
+                <w:sz w:val="24"/>
+                <w:szCs w:val="24"/>
+              </w:rPr>
+              <w:t>Informatika</w:t>
+            </w:r>
+            <w:proofErr w:type="spellEnd"/>
+          </w:p>
+        </w:tc>
+      </w:tr>
+      <w:tr>
+        <w:trPr>
+          <w:jc w:val="center"/>
+        </w:trPr>
+        <w:tc>
+          <w:tcPr>
+            <w:tcW w:w="2592" w:type="dxa"/>
+            <w:tcMar>
+              <w:top w:w="40" w:type="dxa"/>
+              <w:left w:w="40" w:type="dxa"/>
+              <w:bottom w:w="40" w:type="dxa"/>
+              <w:right w:w="40" w:type="dxa"/>
+            </w:tcMar>
+          </w:tcPr>
+          <w:p>
+            <w:pPr>
+              <w:spacing w:after="0" w:line="240" w:lineRule="auto"/>
+              <w:ind w:left="391"/>
+              <w:rPr>
+                <w:rFonts w:asciiTheme="majorHAnsi" w:hAnsiTheme="majorHAnsi" w:cstheme="majorHAnsi"/>
+                <w:sz w:val="24"/>
+                <w:szCs w:val="24"/>
+              </w:rPr>
+            </w:pPr>
+            <w:proofErr w:type="spellStart"/>
+            <w:r>
+              <w:rPr>
+                <w:rFonts w:asciiTheme="majorHAnsi" w:hAnsiTheme="majorHAnsi" w:cstheme="majorHAnsi"/>
+                <w:b/>
+                <w:sz w:val="24"/>
+                <w:szCs w:val="24"/>
+              </w:rPr>
+              <w:t>Nomor</w:t>
+            </w:r>
+            <w:proofErr w:type="spellEnd"/>
+            <w:r>
+              <w:rPr>
+                <w:rFonts w:asciiTheme="majorHAnsi" w:hAnsiTheme="majorHAnsi" w:cstheme="majorHAnsi"/>
+                <w:b/>
+                <w:sz w:val="24"/>
+                <w:szCs w:val="24"/>
+              </w:rPr>
+              <w:t xml:space="preserve"> WhatsApp</w:t>
+            </w:r>
+          </w:p>
+        </w:tc>
+        <w:tc>
+          <w:tcPr>
+            <w:tcW w:w="6480" w:type="dxa"/>
+            <w:tcMar>
+              <w:top w:w="40" w:type="dxa"/>
+              <w:left w:w="40" w:type="dxa"/>
+              <w:bottom w:w="40" w:type="dxa"/>
+              <w:right w:w="40" w:type="dxa"/>
+            </w:tcMar>
+          </w:tcPr>
+          <w:p>
+            <w:pPr>
+              <w:spacing w:after="0" w:line="240" w:lineRule="auto"/>
+              <w:ind w:left="391"/>
+              <w:rPr>
+                <w:rFonts w:asciiTheme="majorHAnsi" w:hAnsiTheme="majorHAnsi" w:cstheme="majorHAnsi"/>
+                <w:sz w:val="24"/>
+                <w:szCs w:val="24"/>
+              </w:rPr>
+            </w:pPr>
+            <w:r>
+              <w:rPr>
+                <w:rFonts w:asciiTheme="majorHAnsi" w:hAnsiTheme="majorHAnsi" w:cstheme="majorHAnsi"/>
+                <w:sz w:val="24"/>
+                <w:szCs w:val="24"/>
+              </w:rPr>
+              <w:t>: 08158885508</w:t>
+            </w:r>
+          </w:p>
+        </w:tc>
+      </w:tr>
+      <w:tr>
+        <w:trPr>
+          <w:jc w:val="center"/>
+        </w:trPr>
+        <w:tc>
+          <w:tcPr>
+            <w:tcW w:w="2592" w:type="dxa"/>
+            <w:tcMar>
+              <w:top w:w="40" w:type="dxa"/>
+              <w:left w:w="40" w:type="dxa"/>
+              <w:bottom w:w="40" w:type="dxa"/>
+              <w:right w:w="40" w:type="dxa"/>
+            </w:tcMar>
+          </w:tcPr>
+          <w:p>
+            <w:pPr>
+              <w:spacing w:after="0" w:line="240" w:lineRule="auto"/>
+              <w:ind w:left="391"/>
+              <w:rPr>
+                <w:rFonts w:asciiTheme="majorHAnsi" w:hAnsiTheme="majorHAnsi" w:cstheme="majorHAnsi"/>
+                <w:sz w:val="24"/>
+                <w:szCs w:val="24"/>
+              </w:rPr>
+            </w:pPr>
+            <w:r>
+              <w:rPr>
+                <w:rFonts w:asciiTheme="majorHAnsi" w:hAnsiTheme="majorHAnsi" w:cstheme="majorHAnsi"/>
+                <w:b/>
+                <w:sz w:val="24"/>
+                <w:szCs w:val="24"/>
+              </w:rPr>
+              <w:t>Alamat Email</w:t>
+            </w:r>
+          </w:p>
+        </w:tc>
+        <w:tc>
+          <w:tcPr>
+            <w:tcW w:w="6480" w:type="dxa"/>
+            <w:tcMar>
+              <w:top w:w="40" w:type="dxa"/>
+              <w:left w:w="40" w:type="dxa"/>
+              <w:bottom w:w="40" w:type="dxa"/>
+              <w:right w:w="40" w:type="dxa"/>
+            </w:tcMar>
+          </w:tcPr>
+          <w:p>
+            <w:pPr>
+              <w:spacing w:after="0" w:line="240" w:lineRule="auto"/>
+              <w:ind w:left="391"/>
+              <w:rPr>
+                <w:rFonts w:asciiTheme="majorHAnsi" w:hAnsiTheme="majorHAnsi" w:cstheme="majorHAnsi"/>
+                <w:sz w:val="24"/>
+                <w:szCs w:val="24"/>
+              </w:rPr>
+            </w:pPr>
+            <w:r>
+              <w:rPr>
+                <w:rFonts w:asciiTheme="majorHAnsi" w:hAnsiTheme="majorHAnsi" w:cstheme="majorHAnsi"/>
+                <w:sz w:val="24"/>
+                <w:szCs w:val="24"/>
+              </w:rPr>
+              <w:t>: chanifuddin@gmail.com</w:t>
+            </w:r>
+          </w:p>
+        </w:tc>
+      </w:tr>
+      <w:tr>
+        <w:trPr>
+          <w:jc w:val="center"/>
+        </w:trPr>
+        <w:tc>
+          <w:tcPr>
+            <w:tcW w:w="2592" w:type="dxa"/>
+            <w:tcMar>
+              <w:top w:w="40" w:type="dxa"/>
+              <w:left w:w="40" w:type="dxa"/>
+              <w:bottom w:w="40" w:type="dxa"/>
+              <w:right w:w="40" w:type="dxa"/>
+            </w:tcMar>
+          </w:tcPr>
+          <w:p>
+            <w:pPr>
+              <w:spacing w:after="0" w:line="240" w:lineRule="auto"/>
+              <w:ind w:left="391"/>
+              <w:rPr>
+                <w:rFonts w:asciiTheme="majorHAnsi" w:hAnsiTheme="majorHAnsi" w:cstheme="majorHAnsi"/>
+                <w:sz w:val="24"/>
+                <w:szCs w:val="24"/>
+              </w:rPr>
+            </w:pPr>
+            <w:r>
+              <w:rPr>
+                <w:rFonts w:asciiTheme="majorHAnsi" w:hAnsiTheme="majorHAnsi" w:cstheme="majorHAnsi"/>
+                <w:b/>
+                <w:sz w:val="24"/>
+                <w:szCs w:val="24"/>
+              </w:rPr>
+              <w:t xml:space="preserve">Alamat </w:t>
+            </w:r>
+            <w:proofErr w:type="spellStart"/>
+            <w:r>
+              <w:rPr>
+                <w:rFonts w:asciiTheme="majorHAnsi" w:hAnsiTheme="majorHAnsi" w:cstheme="majorHAnsi"/>
+                <w:b/>
+                <w:sz w:val="24"/>
+                <w:szCs w:val="24"/>
+              </w:rPr>
+              <w:t>Instansi</w:t>
+            </w:r>
+            <w:proofErr w:type="spellEnd"/>
+          </w:p>
+        </w:tc>
+        <w:tc>
+          <w:tcPr>
+            <w:tcW w:w="6480" w:type="dxa"/>
+            <w:tcMar>
+              <w:top w:w="40" w:type="dxa"/>
+              <w:left w:w="40" w:type="dxa"/>
+              <w:bottom w:w="40" w:type="dxa"/>
+              <w:right w:w="40" w:type="dxa"/>
+            </w:tcMar>
+          </w:tcPr>
+          <w:p>
+            <w:pPr>
+              <w:spacing w:after="0" w:line="240" w:lineRule="auto"/>
+              <w:ind w:left="391"/>
+              <w:rPr>
+                <w:rFonts w:asciiTheme="majorHAnsi" w:hAnsiTheme="majorHAnsi" w:cstheme="majorHAnsi"/>
+                <w:sz w:val="24"/>
+                <w:szCs w:val="24"/>
+              </w:rPr>
+            </w:pPr>
+            <w:r>
+              <w:rPr>
+                <w:rFonts w:asciiTheme="majorHAnsi" w:hAnsiTheme="majorHAnsi" w:cstheme="majorHAnsi"/>
+                <w:sz w:val="24"/>
+                <w:szCs w:val="24"/>
+              </w:rPr>
+              <w:t xml:space="preserve">: Jl. </w:t>
+            </w:r>
+            <w:r>
+              <w:rPr>
+                <w:rFonts w:asciiTheme="majorHAnsi" w:hAnsiTheme="majorHAnsi" w:cstheme="majorHAnsi"/>
+                <w:sz w:val="24"/>
+                <w:szCs w:val="24"/>
+              </w:rPr>
+              <w:t>Veteran</w:t>
+            </w:r>
+            <w:r>
+              <w:rPr>
+                <w:rFonts w:asciiTheme="majorHAnsi" w:hAnsiTheme="majorHAnsi" w:cstheme="majorHAnsi"/>
+                <w:sz w:val="24"/>
+                <w:szCs w:val="24"/>
+              </w:rPr>
+              <w:t xml:space="preserve"> No. </w:t>
+            </w:r>
+            <w:r>
+              <w:rPr>
+                <w:rFonts w:asciiTheme="majorHAnsi" w:hAnsiTheme="majorHAnsi" w:cstheme="majorHAnsi"/>
+                <w:sz w:val="24"/>
+                <w:szCs w:val="24"/>
+              </w:rPr>
+              <w:t>3</w:t>
+            </w:r>
+            <w:r>
+              <w:rPr>
+                <w:rFonts w:asciiTheme="majorHAnsi" w:hAnsiTheme="majorHAnsi" w:cstheme="majorHAnsi"/>
+                <w:sz w:val="24"/>
+                <w:szCs w:val="24"/>
+              </w:rPr>
+              <w:t xml:space="preserve">, </w:t>
+            </w:r>
+            <w:proofErr w:type="spellStart"/>
+            <w:r>
+              <w:rPr>
+                <w:rFonts w:asciiTheme="majorHAnsi" w:hAnsiTheme="majorHAnsi" w:cstheme="majorHAnsi"/>
+                <w:sz w:val="24"/>
+                <w:szCs w:val="24"/>
+              </w:rPr>
+              <w:t>Lamongan</w:t>
+            </w:r>
+            <w:proofErr w:type="spellEnd"/>
+            <w:r>
+              <w:rPr>
+                <w:rFonts w:asciiTheme="majorHAnsi" w:hAnsiTheme="majorHAnsi" w:cstheme="majorHAnsi"/>
+                <w:sz w:val="24"/>
+                <w:szCs w:val="24"/>
+              </w:rPr>
+              <w:t>, Jawa Timur</w:t>
+            </w:r>
+          </w:p>
+        </w:tc>
+      </w:tr>
+    </w:tbl>
+    <w:p>
+      <w:pPr>
+        <w:spacing w:after="0" w:line="240" w:lineRule="auto"/>
+        <w:rPr>
+          <w:rFonts w:asciiTheme="majorHAnsi" w:hAnsiTheme="majorHAnsi" w:cstheme="majorHAnsi"/>
+          <w:sz w:val="24"/>
+          <w:szCs w:val="24"/>
+        </w:rPr>
+      </w:pPr>
+    </w:p>
+    <w:p>
+      <w:pPr>
+        <w:spacing w:after="0" w:line="240" w:lineRule="auto"/>
+        <w:rPr>
+          <w:rFonts w:asciiTheme="majorHAnsi" w:hAnsiTheme="majorHAnsi" w:cstheme="majorHAnsi"/>
+          <w:sz w:val="24"/>
+          <w:szCs w:val="24"/>
+        </w:rPr>
+      </w:pPr>
+      <w:r>
+        <w:rPr>
+          <w:rFonts w:asciiTheme="majorHAnsi" w:hAnsiTheme="majorHAnsi" w:cstheme="majorHAnsi"/>
+          <w:sz w:val="24"/>
+          <w:szCs w:val="24"/>
+        </w:rPr>
+        <w:t xml:space="preserve">Dengan </w:t>
+      </w:r>
+      <w:proofErr w:type="spellStart"/>
+      <w:r>
+        <w:rPr>
+          <w:rFonts w:asciiTheme="majorHAnsi" w:hAnsiTheme="majorHAnsi" w:cstheme="majorHAnsi"/>
+          <w:sz w:val="24"/>
+          <w:szCs w:val="24"/>
+        </w:rPr>
+        <w:t>ini</w:t>
+      </w:r>
+      <w:proofErr w:type="spellEnd"/>
+      <w:r>
+        <w:rPr>
+          <w:rFonts w:asciiTheme="majorHAnsi" w:hAnsiTheme="majorHAnsi" w:cstheme="majorHAnsi"/>
+          <w:sz w:val="24"/>
+          <w:szCs w:val="24"/>
+        </w:rPr>
+        <w:t xml:space="preserve"> </w:t>
+      </w:r>
+      <w:proofErr w:type="spellStart"/>
+      <w:r>
+        <w:rPr>
+          <w:rFonts w:asciiTheme="majorHAnsi" w:hAnsiTheme="majorHAnsi" w:cstheme="majorHAnsi"/>
+          <w:sz w:val="24"/>
+          <w:szCs w:val="24"/>
+        </w:rPr>
+        <w:t>menyatakan</w:t>
+      </w:r>
+      <w:proofErr w:type="spellEnd"/>
+      <w:r>
+        <w:rPr>
+          <w:rFonts w:asciiTheme="majorHAnsi" w:hAnsiTheme="majorHAnsi" w:cstheme="majorHAnsi"/>
+          <w:sz w:val="24"/>
+          <w:szCs w:val="24"/>
+        </w:rPr>
+        <w:t xml:space="preserve"> </w:t>
+      </w:r>
+      <w:proofErr w:type="spellStart"/>
+      <w:r>
+        <w:rPr>
+          <w:rFonts w:asciiTheme="majorHAnsi" w:hAnsiTheme="majorHAnsi" w:cstheme="majorHAnsi"/>
+          <w:sz w:val="24"/>
+          <w:szCs w:val="24"/>
+        </w:rPr>
+        <w:t>dengan</w:t>
+      </w:r>
+      <w:proofErr w:type="spellEnd"/>
+      <w:r>
+        <w:rPr>
+          <w:rFonts w:asciiTheme="majorHAnsi" w:hAnsiTheme="majorHAnsi" w:cstheme="majorHAnsi"/>
+          <w:sz w:val="24"/>
+          <w:szCs w:val="24"/>
+        </w:rPr>
+        <w:t xml:space="preserve"> </w:t>
+      </w:r>
+      <w:proofErr w:type="spellStart"/>
+      <w:r>
+        <w:rPr>
+          <w:rFonts w:asciiTheme="majorHAnsi" w:hAnsiTheme="majorHAnsi" w:cstheme="majorHAnsi"/>
+          <w:sz w:val="24"/>
+          <w:szCs w:val="24"/>
+        </w:rPr>
+        <w:t>sesungguhnya</w:t>
+      </w:r>
+      <w:proofErr w:type="spellEnd"/>
+      <w:r>
+        <w:rPr>
+          <w:rFonts w:asciiTheme="majorHAnsi" w:hAnsiTheme="majorHAnsi" w:cstheme="majorHAnsi"/>
+          <w:sz w:val="24"/>
+          <w:szCs w:val="24"/>
+        </w:rPr>
+        <w:t xml:space="preserve"> </w:t>
+      </w:r>
+      <w:proofErr w:type="spellStart"/>
+      <w:r>
+        <w:rPr>
+          <w:rFonts w:asciiTheme="majorHAnsi" w:hAnsiTheme="majorHAnsi" w:cstheme="majorHAnsi"/>
+          <w:sz w:val="24"/>
+          <w:szCs w:val="24"/>
+        </w:rPr>
+        <w:t>bahwa</w:t>
+      </w:r>
+      <w:proofErr w:type="spellEnd"/>
+      <w:r>
+        <w:rPr>
+          <w:rFonts w:asciiTheme="majorHAnsi" w:hAnsiTheme="majorHAnsi" w:cstheme="majorHAnsi"/>
+          <w:sz w:val="24"/>
+          <w:szCs w:val="24"/>
+        </w:rPr>
+        <w:t>:</w:t>
+      </w:r>
+    </w:p>
+    <w:p>
+      <w:pPr>
+        <w:pStyle w:val="ListParagraph"/>
+        <w:numPr>
+          <w:ilvl w:val="0"/>
+          <w:numId w:val="10"/>
+        </w:numPr>
+        <w:spacing w:after="0" w:line="240" w:lineRule="auto"/>
+        <w:rPr>
+          <w:rFonts w:asciiTheme="majorHAnsi" w:hAnsiTheme="majorHAnsi" w:cstheme="majorHAnsi"/>
+          <w:sz w:val="24"/>
+          <w:szCs w:val="24"/>
+        </w:rPr>
+      </w:pPr>
+      <w:r>
+        <w:rPr>
+          <w:rFonts w:asciiTheme="majorHAnsi" w:hAnsiTheme="majorHAnsi" w:cstheme="majorHAnsi"/>
+          <w:sz w:val="24"/>
+          <w:szCs w:val="24"/>
+        </w:rPr>
+        <w:t xml:space="preserve">Karya yang </w:t>
+      </w:r>
+      <w:proofErr w:type="spellStart"/>
+      <w:r>
+        <w:rPr>
+          <w:rFonts w:asciiTheme="majorHAnsi" w:hAnsiTheme="majorHAnsi" w:cstheme="majorHAnsi"/>
+          <w:sz w:val="24"/>
+          <w:szCs w:val="24"/>
+        </w:rPr>
+        <w:t>diajukan</w:t>
+      </w:r>
+      <w:proofErr w:type="spellEnd"/>
+      <w:r>
+        <w:rPr>
+          <w:rFonts w:asciiTheme="majorHAnsi" w:hAnsiTheme="majorHAnsi" w:cstheme="majorHAnsi"/>
+          <w:sz w:val="24"/>
+          <w:szCs w:val="24"/>
+        </w:rPr>
+        <w:t xml:space="preserve"> </w:t>
+      </w:r>
+      <w:proofErr w:type="spellStart"/>
+      <w:r>
+        <w:rPr>
+          <w:rFonts w:asciiTheme="majorHAnsi" w:hAnsiTheme="majorHAnsi" w:cstheme="majorHAnsi"/>
+          <w:sz w:val="24"/>
+          <w:szCs w:val="24"/>
+        </w:rPr>
+        <w:t>untuk</w:t>
+      </w:r>
+      <w:proofErr w:type="spellEnd"/>
+      <w:r>
+        <w:rPr>
+          <w:rFonts w:asciiTheme="majorHAnsi" w:hAnsiTheme="majorHAnsi" w:cstheme="majorHAnsi"/>
+          <w:sz w:val="24"/>
+          <w:szCs w:val="24"/>
+        </w:rPr>
+        <w:t xml:space="preserve"> </w:t>
+      </w:r>
+      <w:proofErr w:type="spellStart"/>
+      <w:r>
+        <w:rPr>
+          <w:rFonts w:asciiTheme="majorHAnsi" w:hAnsiTheme="majorHAnsi" w:cstheme="majorHAnsi"/>
+          <w:sz w:val="24"/>
+          <w:szCs w:val="24"/>
+        </w:rPr>
+        <w:t>mengikuti</w:t>
+      </w:r>
+      <w:proofErr w:type="spellEnd"/>
+      <w:r>
+        <w:rPr>
+          <w:rFonts w:asciiTheme="majorHAnsi" w:hAnsiTheme="majorHAnsi" w:cstheme="majorHAnsi"/>
+          <w:sz w:val="24"/>
+          <w:szCs w:val="24"/>
+        </w:rPr>
+        <w:t xml:space="preserve"> Festival </w:t>
+      </w:r>
+      <w:proofErr w:type="spellStart"/>
+      <w:r>
+        <w:rPr>
+          <w:rFonts w:asciiTheme="majorHAnsi" w:hAnsiTheme="majorHAnsi" w:cstheme="majorHAnsi"/>
+          <w:sz w:val="24"/>
+          <w:szCs w:val="24"/>
+        </w:rPr>
+        <w:t>Kreasi</w:t>
+      </w:r>
+      <w:proofErr w:type="spellEnd"/>
+      <w:r>
+        <w:rPr>
+          <w:rFonts w:asciiTheme="majorHAnsi" w:hAnsiTheme="majorHAnsi" w:cstheme="majorHAnsi"/>
+          <w:sz w:val="24"/>
+          <w:szCs w:val="24"/>
+        </w:rPr>
+        <w:t xml:space="preserve"> Biru Putih </w:t>
+      </w:r>
+      <w:proofErr w:type="spellStart"/>
+      <w:r>
+        <w:rPr>
+          <w:rFonts w:asciiTheme="majorHAnsi" w:hAnsiTheme="majorHAnsi" w:cstheme="majorHAnsi"/>
+          <w:sz w:val="24"/>
+          <w:szCs w:val="24"/>
+        </w:rPr>
+        <w:t>dengan</w:t>
+      </w:r>
+      <w:proofErr w:type="spellEnd"/>
+      <w:r>
+        <w:rPr>
+          <w:rFonts w:asciiTheme="majorHAnsi" w:hAnsiTheme="majorHAnsi" w:cstheme="majorHAnsi"/>
+          <w:sz w:val="24"/>
+          <w:szCs w:val="24"/>
+        </w:rPr>
+        <w:t xml:space="preserve"> </w:t>
+      </w:r>
+      <w:proofErr w:type="spellStart"/>
+      <w:r>
+        <w:rPr>
+          <w:rFonts w:asciiTheme="majorHAnsi" w:hAnsiTheme="majorHAnsi" w:cstheme="majorHAnsi"/>
+          <w:sz w:val="24"/>
+          <w:szCs w:val="24"/>
+        </w:rPr>
+        <w:t>rincian</w:t>
+      </w:r>
+      <w:proofErr w:type="spellEnd"/>
+      <w:r>
+        <w:rPr>
+          <w:rFonts w:asciiTheme="majorHAnsi" w:hAnsiTheme="majorHAnsi" w:cstheme="majorHAnsi"/>
+          <w:sz w:val="24"/>
+          <w:szCs w:val="24"/>
+        </w:rPr>
+        <w:t>:</w:t>
+      </w:r>
+      <w:r>
+        <w:rPr>
+          <w:rFonts w:asciiTheme="majorHAnsi" w:hAnsiTheme="majorHAnsi" w:cstheme="majorHAnsi"/>
+          <w:sz w:val="24"/>
+          <w:szCs w:val="24"/>
+        </w:rPr>
+        <w:br/>
+      </w:r>
+      <w:r>
+        <w:rPr>
+          <w:rFonts w:asciiTheme="majorHAnsi" w:hAnsiTheme="majorHAnsi" w:cstheme="majorHAnsi"/>
+          <w:b/>
+          <w:bCs/>
+          <w:sz w:val="24"/>
+          <w:szCs w:val="24"/>
+        </w:rPr>
+        <w:t xml:space="preserve">  ●  </w:t>
+      </w:r>
+      <w:proofErr w:type="spellStart"/>
+      <w:r>
+        <w:rPr>
+          <w:rFonts w:asciiTheme="majorHAnsi" w:hAnsiTheme="majorHAnsi" w:cstheme="majorHAnsi"/>
+          <w:b/>
+          <w:bCs/>
+          <w:sz w:val="24"/>
+          <w:szCs w:val="24"/>
+        </w:rPr>
+        <w:t>Judul</w:t>
+      </w:r>
+      <w:proofErr w:type="spellEnd"/>
+      <w:r>
+        <w:rPr>
+          <w:rFonts w:asciiTheme="majorHAnsi" w:hAnsiTheme="majorHAnsi" w:cstheme="majorHAnsi"/>
+          <w:b/>
+          <w:bCs/>
+          <w:sz w:val="24"/>
+          <w:szCs w:val="24"/>
+        </w:rPr>
+        <w:t xml:space="preserve"> Karya / </w:t>
+      </w:r>
+      <w:proofErr w:type="spellStart"/>
+      <w:r>
+        <w:rPr>
+          <w:rFonts w:asciiTheme="majorHAnsi" w:hAnsiTheme="majorHAnsi" w:cstheme="majorHAnsi"/>
+          <w:b/>
+          <w:bCs/>
+          <w:sz w:val="24"/>
+          <w:szCs w:val="24"/>
+        </w:rPr>
+        <w:t>Inovasi</w:t>
+      </w:r>
+      <w:proofErr w:type="spellEnd"/>
+      <w:r>
+        <w:rPr>
+          <w:rFonts w:asciiTheme="majorHAnsi" w:hAnsiTheme="majorHAnsi" w:cstheme="majorHAnsi"/>
+          <w:b/>
+          <w:bCs/>
+          <w:sz w:val="24"/>
+          <w:szCs w:val="24"/>
+        </w:rPr>
+        <w:tab/>
+        <w:t xml:space="preserve">: </w:t>
+      </w:r>
+      <w:proofErr w:type="spellStart"/>
+      <w:r>
+        <w:rPr>
+          <w:rFonts w:asciiTheme="majorHAnsi" w:hAnsiTheme="majorHAnsi" w:cstheme="majorHAnsi"/>
+          <w:b/>
+          <w:bCs/>
+          <w:sz w:val="24"/>
+          <w:szCs w:val="24"/>
+        </w:rPr>
+        <w:t>Sistem</w:t>
+      </w:r>
+      <w:proofErr w:type="spellEnd"/>
+      <w:r>
+        <w:rPr>
+          <w:rFonts w:asciiTheme="majorHAnsi" w:hAnsiTheme="majorHAnsi" w:cstheme="majorHAnsi"/>
+          <w:b/>
+          <w:bCs/>
+          <w:sz w:val="24"/>
+          <w:szCs w:val="24"/>
+        </w:rPr>
+        <w:t xml:space="preserve"> </w:t>
+      </w:r>
+      <w:proofErr w:type="spellStart"/>
+      <w:r>
+        <w:rPr>
+          <w:rFonts w:asciiTheme="majorHAnsi" w:hAnsiTheme="majorHAnsi" w:cstheme="majorHAnsi"/>
+          <w:b/>
+          <w:bCs/>
+          <w:sz w:val="24"/>
+          <w:szCs w:val="24"/>
+        </w:rPr>
+        <w:t>Komputer</w:t>
+      </w:r>
+      <w:proofErr w:type="spellEnd"/>
+      <w:r>
+        <w:rPr>
+          <w:rFonts w:asciiTheme="majorHAnsi" w:hAnsiTheme="majorHAnsi" w:cstheme="majorHAnsi"/>
+          <w:b/>
+          <w:bCs/>
+          <w:sz w:val="24"/>
+          <w:szCs w:val="24"/>
+        </w:rPr>
+        <w:t xml:space="preserve"> (Menyelam </w:t>
+      </w:r>
+      <w:proofErr w:type="spellStart"/>
+      <w:r>
+        <w:rPr>
+          <w:rFonts w:asciiTheme="majorHAnsi" w:hAnsiTheme="majorHAnsi" w:cstheme="majorHAnsi"/>
+          <w:b/>
+          <w:bCs/>
+          <w:sz w:val="24"/>
+          <w:szCs w:val="24"/>
+        </w:rPr>
+        <w:t>ke</w:t>
+      </w:r>
+      <w:proofErr w:type="spellEnd"/>
+      <w:r>
+        <w:rPr>
+          <w:rFonts w:asciiTheme="majorHAnsi" w:hAnsiTheme="majorHAnsi" w:cstheme="majorHAnsi"/>
+          <w:b/>
+          <w:bCs/>
+          <w:sz w:val="24"/>
+          <w:szCs w:val="24"/>
+        </w:rPr>
+        <w:t xml:space="preserve"> </w:t>
+      </w:r>
+      <w:proofErr w:type="spellStart"/>
+      <w:r>
+        <w:rPr>
+          <w:rFonts w:asciiTheme="majorHAnsi" w:hAnsiTheme="majorHAnsi" w:cstheme="majorHAnsi"/>
+          <w:b/>
+          <w:bCs/>
+          <w:sz w:val="24"/>
+          <w:szCs w:val="24"/>
+        </w:rPr>
+        <w:t>Dalam</w:t>
+      </w:r>
+      <w:proofErr w:type="spellEnd"/>
+      <w:r>
+        <w:rPr>
+          <w:rFonts w:asciiTheme="majorHAnsi" w:hAnsiTheme="majorHAnsi" w:cstheme="majorHAnsi"/>
+          <w:b/>
+          <w:bCs/>
+          <w:sz w:val="24"/>
+          <w:szCs w:val="24"/>
+        </w:rPr>
+        <w:t xml:space="preserve"> </w:t>
+      </w:r>
+      <w:proofErr w:type="spellStart"/>
+      <w:r>
+        <w:rPr>
+          <w:rFonts w:asciiTheme="majorHAnsi" w:hAnsiTheme="majorHAnsi" w:cstheme="majorHAnsi"/>
+          <w:b/>
+          <w:bCs/>
+          <w:sz w:val="24"/>
+          <w:szCs w:val="24"/>
+        </w:rPr>
+        <w:t>Mesin</w:t>
+      </w:r>
+      <w:proofErr w:type="spellEnd"/>
+      <w:r>
+        <w:rPr>
+          <w:rFonts w:asciiTheme="majorHAnsi" w:hAnsiTheme="majorHAnsi" w:cstheme="majorHAnsi"/>
+          <w:b/>
+          <w:bCs/>
+          <w:sz w:val="24"/>
+          <w:szCs w:val="24"/>
+        </w:rPr>
+        <w:t xml:space="preserve"> Digital)</w:t>
+      </w:r>
+      <w:r>
+        <w:rPr>
+          <w:rFonts w:asciiTheme="majorHAnsi" w:hAnsiTheme="majorHAnsi" w:cstheme="majorHAnsi"/>
+          <w:b/>
+          <w:bCs/>
+          <w:sz w:val="24"/>
+          <w:szCs w:val="24"/>
+        </w:rPr>
+        <w:br/>
+        <w:t xml:space="preserve">  ●  </w:t>
+      </w:r>
+      <w:proofErr w:type="spellStart"/>
+      <w:r>
+        <w:rPr>
+          <w:rFonts w:asciiTheme="majorHAnsi" w:hAnsiTheme="majorHAnsi" w:cstheme="majorHAnsi"/>
+          <w:b/>
+          <w:bCs/>
+          <w:sz w:val="24"/>
+          <w:szCs w:val="24"/>
+        </w:rPr>
+        <w:t>Kategori</w:t>
+      </w:r>
+      <w:proofErr w:type="spellEnd"/>
+      <w:r>
+        <w:rPr>
+          <w:rFonts w:asciiTheme="majorHAnsi" w:hAnsiTheme="majorHAnsi" w:cstheme="majorHAnsi"/>
+          <w:b/>
+          <w:bCs/>
+          <w:sz w:val="24"/>
+          <w:szCs w:val="24"/>
+        </w:rPr>
+        <w:t xml:space="preserve"> Sayembara   </w:t>
+      </w:r>
+      <w:r>
+        <w:rPr>
+          <w:rFonts w:asciiTheme="majorHAnsi" w:hAnsiTheme="majorHAnsi" w:cstheme="majorHAnsi"/>
+          <w:b/>
+          <w:bCs/>
+          <w:sz w:val="24"/>
+          <w:szCs w:val="24"/>
+        </w:rPr>
+        <w:tab/>
+        <w:t xml:space="preserve">: </w:t>
+      </w:r>
+      <w:r>
+        <w:rPr>
+          <w:rFonts w:asciiTheme="majorHAnsi" w:hAnsiTheme="majorHAnsi" w:cstheme="majorHAnsi"/>
+          <w:b/>
+          <w:bCs/>
+          <w:sz w:val="24"/>
+          <w:szCs w:val="24"/>
+        </w:rPr>
+        <w:t xml:space="preserve">Media </w:t>
+      </w:r>
+      <w:proofErr w:type="spellStart"/>
+      <w:r>
+        <w:rPr>
+          <w:rFonts w:asciiTheme="majorHAnsi" w:hAnsiTheme="majorHAnsi" w:cstheme="majorHAnsi"/>
+          <w:b/>
+          <w:bCs/>
+          <w:sz w:val="24"/>
+          <w:szCs w:val="24"/>
+        </w:rPr>
+        <w:t>Pembelajaran</w:t>
+      </w:r>
+      <w:proofErr w:type="spellEnd"/>
+      <w:r>
+        <w:rPr>
+          <w:rFonts w:asciiTheme="majorHAnsi" w:hAnsiTheme="majorHAnsi" w:cstheme="majorHAnsi"/>
+          <w:b/>
+          <w:bCs/>
+          <w:sz w:val="24"/>
+          <w:szCs w:val="24"/>
+        </w:rPr>
+        <w:t xml:space="preserve"> </w:t>
+      </w:r>
+      <w:proofErr w:type="spellStart"/>
+      <w:r>
+        <w:rPr>
+          <w:rFonts w:asciiTheme="majorHAnsi" w:hAnsiTheme="majorHAnsi" w:cstheme="majorHAnsi"/>
+          <w:b/>
+          <w:bCs/>
+          <w:sz w:val="24"/>
+          <w:szCs w:val="24"/>
+        </w:rPr>
+        <w:t>Interaktif</w:t>
+      </w:r>
+      <w:proofErr w:type="spellEnd"/>
+      <w:r>
+        <w:rPr>
+          <w:rFonts w:asciiTheme="majorHAnsi" w:hAnsiTheme="majorHAnsi" w:cstheme="majorHAnsi"/>
+          <w:b/>
+          <w:bCs/>
+          <w:sz w:val="24"/>
+          <w:szCs w:val="24"/>
+        </w:rPr>
+        <w:t xml:space="preserve"> (MPI)</w:t>
+      </w:r>
+    </w:p>
+    <w:p>
+      <w:pPr>
+        <w:pStyle w:val="ListParagraph"/>
+        <w:numPr>
+          <w:ilvl w:val="0"/>
+          <w:numId w:val="10"/>
+        </w:numPr>
+        <w:spacing w:after="0" w:line="240" w:lineRule="auto"/>
+        <w:rPr>
+          <w:rFonts w:asciiTheme="majorHAnsi" w:hAnsiTheme="majorHAnsi" w:cstheme="majorHAnsi"/>
+          <w:sz w:val="24"/>
+          <w:szCs w:val="24"/>
+        </w:rPr>
+      </w:pPr>
+      <w:r>
+        <w:rPr>
+          <w:rFonts w:asciiTheme="majorHAnsi" w:hAnsiTheme="majorHAnsi" w:cstheme="majorHAnsi"/>
+          <w:sz w:val="24"/>
+          <w:szCs w:val="24"/>
+        </w:rPr>
+        <w:t xml:space="preserve">Karya </w:t>
+      </w:r>
+      <w:proofErr w:type="spellStart"/>
+      <w:r>
+        <w:rPr>
+          <w:rFonts w:asciiTheme="majorHAnsi" w:hAnsiTheme="majorHAnsi" w:cstheme="majorHAnsi"/>
+          <w:sz w:val="24"/>
+          <w:szCs w:val="24"/>
+        </w:rPr>
+        <w:t>tersebut</w:t>
+      </w:r>
+      <w:proofErr w:type="spellEnd"/>
+      <w:r>
+        <w:rPr>
+          <w:rFonts w:asciiTheme="majorHAnsi" w:hAnsiTheme="majorHAnsi" w:cstheme="majorHAnsi"/>
+          <w:sz w:val="24"/>
+          <w:szCs w:val="24"/>
+        </w:rPr>
+        <w:t xml:space="preserve"> </w:t>
+      </w:r>
+      <w:proofErr w:type="spellStart"/>
+      <w:r>
+        <w:rPr>
+          <w:rFonts w:asciiTheme="majorHAnsi" w:hAnsiTheme="majorHAnsi" w:cstheme="majorHAnsi"/>
+          <w:sz w:val="24"/>
+          <w:szCs w:val="24"/>
+        </w:rPr>
+        <w:t>merupakan</w:t>
+      </w:r>
+      <w:proofErr w:type="spellEnd"/>
+      <w:r>
+        <w:rPr>
+          <w:rFonts w:asciiTheme="majorHAnsi" w:hAnsiTheme="majorHAnsi" w:cstheme="majorHAnsi"/>
+          <w:sz w:val="24"/>
+          <w:szCs w:val="24"/>
+        </w:rPr>
+        <w:t xml:space="preserve"> </w:t>
+      </w:r>
+      <w:proofErr w:type="spellStart"/>
+      <w:r>
+        <w:rPr>
+          <w:rFonts w:asciiTheme="majorHAnsi" w:hAnsiTheme="majorHAnsi" w:cstheme="majorHAnsi"/>
+          <w:sz w:val="24"/>
+          <w:szCs w:val="24"/>
+        </w:rPr>
+        <w:t>karya</w:t>
+      </w:r>
+      <w:proofErr w:type="spellEnd"/>
+      <w:r>
+        <w:rPr>
+          <w:rFonts w:asciiTheme="majorHAnsi" w:hAnsiTheme="majorHAnsi" w:cstheme="majorHAnsi"/>
+          <w:sz w:val="24"/>
+          <w:szCs w:val="24"/>
+        </w:rPr>
+        <w:t xml:space="preserve"> </w:t>
+      </w:r>
+      <w:proofErr w:type="spellStart"/>
+      <w:r>
+        <w:rPr>
+          <w:rFonts w:asciiTheme="majorHAnsi" w:hAnsiTheme="majorHAnsi" w:cstheme="majorHAnsi"/>
+          <w:sz w:val="24"/>
+          <w:szCs w:val="24"/>
+        </w:rPr>
+        <w:t>orisinal</w:t>
+      </w:r>
+      <w:proofErr w:type="spellEnd"/>
+      <w:r>
+        <w:rPr>
+          <w:rFonts w:asciiTheme="majorHAnsi" w:hAnsiTheme="majorHAnsi" w:cstheme="majorHAnsi"/>
+          <w:sz w:val="24"/>
+          <w:szCs w:val="24"/>
+        </w:rPr>
+        <w:t xml:space="preserve"> (</w:t>
+      </w:r>
+      <w:proofErr w:type="spellStart"/>
+      <w:r>
+        <w:rPr>
+          <w:rFonts w:asciiTheme="majorHAnsi" w:hAnsiTheme="majorHAnsi" w:cstheme="majorHAnsi"/>
+          <w:sz w:val="24"/>
+          <w:szCs w:val="24"/>
+        </w:rPr>
+        <w:t>asli</w:t>
+      </w:r>
+      <w:proofErr w:type="spellEnd"/>
+      <w:r>
+        <w:rPr>
+          <w:rFonts w:asciiTheme="majorHAnsi" w:hAnsiTheme="majorHAnsi" w:cstheme="majorHAnsi"/>
+          <w:sz w:val="24"/>
+          <w:szCs w:val="24"/>
+        </w:rPr>
+        <w:t xml:space="preserve">) </w:t>
+      </w:r>
+      <w:proofErr w:type="spellStart"/>
+      <w:r>
+        <w:rPr>
+          <w:rFonts w:asciiTheme="majorHAnsi" w:hAnsiTheme="majorHAnsi" w:cstheme="majorHAnsi"/>
+          <w:sz w:val="24"/>
+          <w:szCs w:val="24"/>
+        </w:rPr>
+        <w:t>hasil</w:t>
+      </w:r>
+      <w:proofErr w:type="spellEnd"/>
+      <w:r>
+        <w:rPr>
+          <w:rFonts w:asciiTheme="majorHAnsi" w:hAnsiTheme="majorHAnsi" w:cstheme="majorHAnsi"/>
+          <w:sz w:val="24"/>
+          <w:szCs w:val="24"/>
+        </w:rPr>
+        <w:t xml:space="preserve"> </w:t>
+      </w:r>
+      <w:proofErr w:type="spellStart"/>
+      <w:r>
+        <w:rPr>
+          <w:rFonts w:asciiTheme="majorHAnsi" w:hAnsiTheme="majorHAnsi" w:cstheme="majorHAnsi"/>
+          <w:sz w:val="24"/>
+          <w:szCs w:val="24"/>
+        </w:rPr>
+        <w:t>ciptaan</w:t>
+      </w:r>
+      <w:proofErr w:type="spellEnd"/>
+      <w:r>
+        <w:rPr>
+          <w:rFonts w:asciiTheme="majorHAnsi" w:hAnsiTheme="majorHAnsi" w:cstheme="majorHAnsi"/>
+          <w:sz w:val="24"/>
+          <w:szCs w:val="24"/>
+        </w:rPr>
+        <w:t xml:space="preserve"> </w:t>
+      </w:r>
+      <w:proofErr w:type="spellStart"/>
+      <w:r>
+        <w:rPr>
+          <w:rFonts w:asciiTheme="majorHAnsi" w:hAnsiTheme="majorHAnsi" w:cstheme="majorHAnsi"/>
+          <w:sz w:val="24"/>
+          <w:szCs w:val="24"/>
+        </w:rPr>
+        <w:t>sendiri</w:t>
+      </w:r>
+      <w:proofErr w:type="spellEnd"/>
+      <w:r>
+        <w:rPr>
+          <w:rFonts w:asciiTheme="majorHAnsi" w:hAnsiTheme="majorHAnsi" w:cstheme="majorHAnsi"/>
+          <w:sz w:val="24"/>
+          <w:szCs w:val="24"/>
+        </w:rPr>
+        <w:t xml:space="preserve">, </w:t>
+      </w:r>
+      <w:proofErr w:type="spellStart"/>
+      <w:r>
+        <w:rPr>
+          <w:rFonts w:asciiTheme="majorHAnsi" w:hAnsiTheme="majorHAnsi" w:cstheme="majorHAnsi"/>
+          <w:sz w:val="24"/>
+          <w:szCs w:val="24"/>
+        </w:rPr>
+        <w:t>bukan</w:t>
+      </w:r>
+      <w:proofErr w:type="spellEnd"/>
+      <w:r>
+        <w:rPr>
+          <w:rFonts w:asciiTheme="majorHAnsi" w:hAnsiTheme="majorHAnsi" w:cstheme="majorHAnsi"/>
+          <w:sz w:val="24"/>
+          <w:szCs w:val="24"/>
+        </w:rPr>
+        <w:t xml:space="preserve"> </w:t>
+      </w:r>
+      <w:proofErr w:type="spellStart"/>
+      <w:r>
+        <w:rPr>
+          <w:rFonts w:asciiTheme="majorHAnsi" w:hAnsiTheme="majorHAnsi" w:cstheme="majorHAnsi"/>
+          <w:sz w:val="24"/>
+          <w:szCs w:val="24"/>
+        </w:rPr>
+        <w:t>merupakan</w:t>
+      </w:r>
+      <w:proofErr w:type="spellEnd"/>
+      <w:r>
+        <w:rPr>
+          <w:rFonts w:asciiTheme="majorHAnsi" w:hAnsiTheme="majorHAnsi" w:cstheme="majorHAnsi"/>
+          <w:sz w:val="24"/>
+          <w:szCs w:val="24"/>
+        </w:rPr>
+        <w:t xml:space="preserve"> </w:t>
+      </w:r>
+      <w:proofErr w:type="spellStart"/>
+      <w:r>
+        <w:rPr>
+          <w:rFonts w:asciiTheme="majorHAnsi" w:hAnsiTheme="majorHAnsi" w:cstheme="majorHAnsi"/>
+          <w:sz w:val="24"/>
+          <w:szCs w:val="24"/>
+        </w:rPr>
+        <w:t>hasil</w:t>
+      </w:r>
+      <w:proofErr w:type="spellEnd"/>
+      <w:r>
+        <w:rPr>
+          <w:rFonts w:asciiTheme="majorHAnsi" w:hAnsiTheme="majorHAnsi" w:cstheme="majorHAnsi"/>
+          <w:sz w:val="24"/>
+          <w:szCs w:val="24"/>
+        </w:rPr>
+        <w:t xml:space="preserve"> </w:t>
+      </w:r>
+      <w:proofErr w:type="spellStart"/>
+      <w:r>
+        <w:rPr>
+          <w:rFonts w:asciiTheme="majorHAnsi" w:hAnsiTheme="majorHAnsi" w:cstheme="majorHAnsi"/>
+          <w:sz w:val="24"/>
+          <w:szCs w:val="24"/>
+        </w:rPr>
+        <w:t>plagiasi</w:t>
+      </w:r>
+      <w:proofErr w:type="spellEnd"/>
+      <w:r>
+        <w:rPr>
+          <w:rFonts w:asciiTheme="majorHAnsi" w:hAnsiTheme="majorHAnsi" w:cstheme="majorHAnsi"/>
+          <w:sz w:val="24"/>
+          <w:szCs w:val="24"/>
+        </w:rPr>
+        <w:t xml:space="preserve">, </w:t>
+      </w:r>
+      <w:proofErr w:type="spellStart"/>
+      <w:r>
+        <w:rPr>
+          <w:rFonts w:asciiTheme="majorHAnsi" w:hAnsiTheme="majorHAnsi" w:cstheme="majorHAnsi"/>
+          <w:sz w:val="24"/>
+          <w:szCs w:val="24"/>
+        </w:rPr>
+        <w:t>duplikasi</w:t>
+      </w:r>
+      <w:proofErr w:type="spellEnd"/>
+      <w:r>
+        <w:rPr>
+          <w:rFonts w:asciiTheme="majorHAnsi" w:hAnsiTheme="majorHAnsi" w:cstheme="majorHAnsi"/>
+          <w:sz w:val="24"/>
+          <w:szCs w:val="24"/>
+        </w:rPr>
+        <w:t xml:space="preserve">, </w:t>
+      </w:r>
+      <w:proofErr w:type="spellStart"/>
+      <w:r>
+        <w:rPr>
+          <w:rFonts w:asciiTheme="majorHAnsi" w:hAnsiTheme="majorHAnsi" w:cstheme="majorHAnsi"/>
+          <w:sz w:val="24"/>
+          <w:szCs w:val="24"/>
+        </w:rPr>
+        <w:t>pembajakan</w:t>
+      </w:r>
+      <w:proofErr w:type="spellEnd"/>
+      <w:r>
+        <w:rPr>
+          <w:rFonts w:asciiTheme="majorHAnsi" w:hAnsiTheme="majorHAnsi" w:cstheme="majorHAnsi"/>
+          <w:sz w:val="24"/>
+          <w:szCs w:val="24"/>
+        </w:rPr>
+        <w:t xml:space="preserve">, </w:t>
+      </w:r>
+      <w:proofErr w:type="spellStart"/>
+      <w:r>
+        <w:rPr>
+          <w:rFonts w:asciiTheme="majorHAnsi" w:hAnsiTheme="majorHAnsi" w:cstheme="majorHAnsi"/>
+          <w:sz w:val="24"/>
+          <w:szCs w:val="24"/>
+        </w:rPr>
+        <w:t>maupun</w:t>
+      </w:r>
+      <w:proofErr w:type="spellEnd"/>
+      <w:r>
+        <w:rPr>
+          <w:rFonts w:asciiTheme="majorHAnsi" w:hAnsiTheme="majorHAnsi" w:cstheme="majorHAnsi"/>
+          <w:sz w:val="24"/>
+          <w:szCs w:val="24"/>
+        </w:rPr>
+        <w:t xml:space="preserve"> </w:t>
+      </w:r>
+      <w:proofErr w:type="spellStart"/>
+      <w:r>
+        <w:rPr>
+          <w:rFonts w:asciiTheme="majorHAnsi" w:hAnsiTheme="majorHAnsi" w:cstheme="majorHAnsi"/>
+          <w:sz w:val="24"/>
+          <w:szCs w:val="24"/>
+        </w:rPr>
+        <w:t>penerjemahan</w:t>
+      </w:r>
+      <w:proofErr w:type="spellEnd"/>
+      <w:r>
+        <w:rPr>
+          <w:rFonts w:asciiTheme="majorHAnsi" w:hAnsiTheme="majorHAnsi" w:cstheme="majorHAnsi"/>
+          <w:sz w:val="24"/>
+          <w:szCs w:val="24"/>
+        </w:rPr>
+        <w:t xml:space="preserve"> </w:t>
+      </w:r>
+      <w:proofErr w:type="spellStart"/>
+      <w:r>
+        <w:rPr>
+          <w:rFonts w:asciiTheme="majorHAnsi" w:hAnsiTheme="majorHAnsi" w:cstheme="majorHAnsi"/>
+          <w:sz w:val="24"/>
+          <w:szCs w:val="24"/>
+        </w:rPr>
+        <w:t>dari</w:t>
+      </w:r>
+      <w:proofErr w:type="spellEnd"/>
+      <w:r>
+        <w:rPr>
+          <w:rFonts w:asciiTheme="majorHAnsi" w:hAnsiTheme="majorHAnsi" w:cstheme="majorHAnsi"/>
+          <w:sz w:val="24"/>
+          <w:szCs w:val="24"/>
+        </w:rPr>
+        <w:t xml:space="preserve"> </w:t>
+      </w:r>
+      <w:proofErr w:type="spellStart"/>
+      <w:r>
+        <w:rPr>
+          <w:rFonts w:asciiTheme="majorHAnsi" w:hAnsiTheme="majorHAnsi" w:cstheme="majorHAnsi"/>
+          <w:sz w:val="24"/>
+          <w:szCs w:val="24"/>
+        </w:rPr>
+        <w:t>karya</w:t>
+      </w:r>
+      <w:proofErr w:type="spellEnd"/>
+      <w:r>
+        <w:rPr>
+          <w:rFonts w:asciiTheme="majorHAnsi" w:hAnsiTheme="majorHAnsi" w:cstheme="majorHAnsi"/>
+          <w:sz w:val="24"/>
+          <w:szCs w:val="24"/>
+        </w:rPr>
+        <w:t xml:space="preserve"> </w:t>
+      </w:r>
+      <w:proofErr w:type="spellStart"/>
+      <w:r>
+        <w:rPr>
+          <w:rFonts w:asciiTheme="majorHAnsi" w:hAnsiTheme="majorHAnsi" w:cstheme="majorHAnsi"/>
+          <w:sz w:val="24"/>
+          <w:szCs w:val="24"/>
+        </w:rPr>
+        <w:t>pihak</w:t>
+      </w:r>
+      <w:proofErr w:type="spellEnd"/>
+      <w:r>
+        <w:rPr>
+          <w:rFonts w:asciiTheme="majorHAnsi" w:hAnsiTheme="majorHAnsi" w:cstheme="majorHAnsi"/>
+          <w:sz w:val="24"/>
+          <w:szCs w:val="24"/>
+        </w:rPr>
+        <w:t xml:space="preserve"> lain </w:t>
+      </w:r>
+      <w:proofErr w:type="spellStart"/>
+      <w:r>
+        <w:rPr>
+          <w:rFonts w:asciiTheme="majorHAnsi" w:hAnsiTheme="majorHAnsi" w:cstheme="majorHAnsi"/>
+          <w:sz w:val="24"/>
+          <w:szCs w:val="24"/>
+        </w:rPr>
+        <w:t>tanpa</w:t>
+      </w:r>
+      <w:proofErr w:type="spellEnd"/>
+      <w:r>
+        <w:rPr>
+          <w:rFonts w:asciiTheme="majorHAnsi" w:hAnsiTheme="majorHAnsi" w:cstheme="majorHAnsi"/>
+          <w:sz w:val="24"/>
+          <w:szCs w:val="24"/>
+        </w:rPr>
+        <w:t xml:space="preserve"> </w:t>
+      </w:r>
+      <w:proofErr w:type="spellStart"/>
+      <w:r>
+        <w:rPr>
+          <w:rFonts w:asciiTheme="majorHAnsi" w:hAnsiTheme="majorHAnsi" w:cstheme="majorHAnsi"/>
+          <w:sz w:val="24"/>
+          <w:szCs w:val="24"/>
+        </w:rPr>
+        <w:t>izin</w:t>
+      </w:r>
+      <w:proofErr w:type="spellEnd"/>
+      <w:r>
+        <w:rPr>
+          <w:rFonts w:asciiTheme="majorHAnsi" w:hAnsiTheme="majorHAnsi" w:cstheme="majorHAnsi"/>
+          <w:sz w:val="24"/>
+          <w:szCs w:val="24"/>
+        </w:rPr>
+        <w:t xml:space="preserve"> yang </w:t>
+      </w:r>
+      <w:proofErr w:type="spellStart"/>
+      <w:r>
+        <w:rPr>
+          <w:rFonts w:asciiTheme="majorHAnsi" w:hAnsiTheme="majorHAnsi" w:cstheme="majorHAnsi"/>
+          <w:sz w:val="24"/>
+          <w:szCs w:val="24"/>
+        </w:rPr>
+        <w:t>sah</w:t>
+      </w:r>
+      <w:proofErr w:type="spellEnd"/>
+      <w:r>
+        <w:rPr>
+          <w:rFonts w:asciiTheme="majorHAnsi" w:hAnsiTheme="majorHAnsi" w:cstheme="majorHAnsi"/>
+          <w:sz w:val="24"/>
+          <w:szCs w:val="24"/>
+        </w:rPr>
+        <w:t>.</w:t>
+      </w:r>
+    </w:p>
+    <w:p>
+      <w:pPr>
+        <w:pStyle w:val="ListParagraph"/>
+        <w:numPr>
+          <w:ilvl w:val="0"/>
+          <w:numId w:val="10"/>
+        </w:numPr>
+        <w:spacing w:after="0" w:line="240" w:lineRule="auto"/>
+        <w:rPr>
+          <w:rFonts w:asciiTheme="majorHAnsi" w:hAnsiTheme="majorHAnsi" w:cstheme="majorHAnsi"/>
+          <w:sz w:val="24"/>
+          <w:szCs w:val="24"/>
+        </w:rPr>
+      </w:pPr>
+      <w:r>
+        <w:rPr>
+          <w:rFonts w:asciiTheme="majorHAnsi" w:hAnsiTheme="majorHAnsi" w:cstheme="majorHAnsi"/>
+          <w:sz w:val="24"/>
+          <w:szCs w:val="24"/>
+        </w:rPr>
+        <w:t xml:space="preserve">Karya </w:t>
+      </w:r>
+      <w:proofErr w:type="spellStart"/>
+      <w:r>
+        <w:rPr>
+          <w:rFonts w:asciiTheme="majorHAnsi" w:hAnsiTheme="majorHAnsi" w:cstheme="majorHAnsi"/>
+          <w:sz w:val="24"/>
+          <w:szCs w:val="24"/>
+        </w:rPr>
+        <w:t>ini</w:t>
+      </w:r>
+      <w:proofErr w:type="spellEnd"/>
+      <w:r>
+        <w:rPr>
+          <w:rFonts w:asciiTheme="majorHAnsi" w:hAnsiTheme="majorHAnsi" w:cstheme="majorHAnsi"/>
+          <w:sz w:val="24"/>
+          <w:szCs w:val="24"/>
+        </w:rPr>
+        <w:t xml:space="preserve"> </w:t>
+      </w:r>
+      <w:proofErr w:type="spellStart"/>
+      <w:r>
+        <w:rPr>
+          <w:rFonts w:asciiTheme="majorHAnsi" w:hAnsiTheme="majorHAnsi" w:cstheme="majorHAnsi"/>
+          <w:b/>
+          <w:bCs/>
+          <w:sz w:val="24"/>
+          <w:szCs w:val="24"/>
+        </w:rPr>
+        <w:t>belum</w:t>
+      </w:r>
+      <w:proofErr w:type="spellEnd"/>
+      <w:r>
+        <w:rPr>
+          <w:rFonts w:asciiTheme="majorHAnsi" w:hAnsiTheme="majorHAnsi" w:cstheme="majorHAnsi"/>
+          <w:b/>
+          <w:bCs/>
+          <w:sz w:val="24"/>
+          <w:szCs w:val="24"/>
+        </w:rPr>
+        <w:t xml:space="preserve"> </w:t>
+      </w:r>
+      <w:proofErr w:type="spellStart"/>
+      <w:r>
+        <w:rPr>
+          <w:rFonts w:asciiTheme="majorHAnsi" w:hAnsiTheme="majorHAnsi" w:cstheme="majorHAnsi"/>
+          <w:b/>
+          <w:bCs/>
+          <w:sz w:val="24"/>
+          <w:szCs w:val="24"/>
+        </w:rPr>
+        <w:t>pernah</w:t>
+      </w:r>
+      <w:proofErr w:type="spellEnd"/>
+      <w:r>
+        <w:rPr>
+          <w:rFonts w:asciiTheme="majorHAnsi" w:hAnsiTheme="majorHAnsi" w:cstheme="majorHAnsi"/>
+          <w:b/>
+          <w:bCs/>
+          <w:sz w:val="24"/>
+          <w:szCs w:val="24"/>
+        </w:rPr>
+        <w:t xml:space="preserve"> </w:t>
+      </w:r>
+      <w:proofErr w:type="spellStart"/>
+      <w:r>
+        <w:rPr>
+          <w:rFonts w:asciiTheme="majorHAnsi" w:hAnsiTheme="majorHAnsi" w:cstheme="majorHAnsi"/>
+          <w:b/>
+          <w:bCs/>
+          <w:sz w:val="24"/>
+          <w:szCs w:val="24"/>
+        </w:rPr>
+        <w:t>dipublikasikan</w:t>
+      </w:r>
+      <w:proofErr w:type="spellEnd"/>
+      <w:r>
+        <w:rPr>
+          <w:rFonts w:asciiTheme="majorHAnsi" w:hAnsiTheme="majorHAnsi" w:cstheme="majorHAnsi"/>
+          <w:sz w:val="24"/>
+          <w:szCs w:val="24"/>
+        </w:rPr>
+        <w:t xml:space="preserve"> </w:t>
+      </w:r>
+      <w:proofErr w:type="spellStart"/>
+      <w:r>
+        <w:rPr>
+          <w:rFonts w:asciiTheme="majorHAnsi" w:hAnsiTheme="majorHAnsi" w:cstheme="majorHAnsi"/>
+          <w:sz w:val="24"/>
+          <w:szCs w:val="24"/>
+        </w:rPr>
+        <w:t>secara</w:t>
+      </w:r>
+      <w:proofErr w:type="spellEnd"/>
+      <w:r>
+        <w:rPr>
+          <w:rFonts w:asciiTheme="majorHAnsi" w:hAnsiTheme="majorHAnsi" w:cstheme="majorHAnsi"/>
+          <w:sz w:val="24"/>
+          <w:szCs w:val="24"/>
+        </w:rPr>
+        <w:t xml:space="preserve"> </w:t>
+      </w:r>
+      <w:proofErr w:type="spellStart"/>
+      <w:r>
+        <w:rPr>
+          <w:rFonts w:asciiTheme="majorHAnsi" w:hAnsiTheme="majorHAnsi" w:cstheme="majorHAnsi"/>
+          <w:sz w:val="24"/>
+          <w:szCs w:val="24"/>
+        </w:rPr>
+        <w:t>komersial</w:t>
+      </w:r>
+      <w:proofErr w:type="spellEnd"/>
+      <w:r>
+        <w:rPr>
+          <w:rFonts w:asciiTheme="majorHAnsi" w:hAnsiTheme="majorHAnsi" w:cstheme="majorHAnsi"/>
+          <w:sz w:val="24"/>
+          <w:szCs w:val="24"/>
+        </w:rPr>
+        <w:t xml:space="preserve">, </w:t>
+      </w:r>
+      <w:proofErr w:type="spellStart"/>
+      <w:r>
+        <w:rPr>
+          <w:rFonts w:asciiTheme="majorHAnsi" w:hAnsiTheme="majorHAnsi" w:cstheme="majorHAnsi"/>
+          <w:sz w:val="24"/>
+          <w:szCs w:val="24"/>
+        </w:rPr>
+        <w:t>belum</w:t>
+      </w:r>
+      <w:proofErr w:type="spellEnd"/>
+      <w:r>
+        <w:rPr>
+          <w:rFonts w:asciiTheme="majorHAnsi" w:hAnsiTheme="majorHAnsi" w:cstheme="majorHAnsi"/>
+          <w:sz w:val="24"/>
+          <w:szCs w:val="24"/>
+        </w:rPr>
+        <w:t xml:space="preserve"> </w:t>
+      </w:r>
+      <w:proofErr w:type="spellStart"/>
+      <w:r>
+        <w:rPr>
+          <w:rFonts w:asciiTheme="majorHAnsi" w:hAnsiTheme="majorHAnsi" w:cstheme="majorHAnsi"/>
+          <w:sz w:val="24"/>
+          <w:szCs w:val="24"/>
+        </w:rPr>
+        <w:t>pernah</w:t>
+      </w:r>
+      <w:proofErr w:type="spellEnd"/>
+      <w:r>
+        <w:rPr>
+          <w:rFonts w:asciiTheme="majorHAnsi" w:hAnsiTheme="majorHAnsi" w:cstheme="majorHAnsi"/>
+          <w:sz w:val="24"/>
+          <w:szCs w:val="24"/>
+        </w:rPr>
+        <w:t xml:space="preserve"> </w:t>
+      </w:r>
+      <w:proofErr w:type="spellStart"/>
+      <w:r>
+        <w:rPr>
+          <w:rFonts w:asciiTheme="majorHAnsi" w:hAnsiTheme="majorHAnsi" w:cstheme="majorHAnsi"/>
+          <w:sz w:val="24"/>
+          <w:szCs w:val="24"/>
+        </w:rPr>
+        <w:t>diikutsertakan</w:t>
+      </w:r>
+      <w:proofErr w:type="spellEnd"/>
+      <w:r>
+        <w:rPr>
+          <w:rFonts w:asciiTheme="majorHAnsi" w:hAnsiTheme="majorHAnsi" w:cstheme="majorHAnsi"/>
+          <w:sz w:val="24"/>
+          <w:szCs w:val="24"/>
+        </w:rPr>
+        <w:t xml:space="preserve"> </w:t>
+      </w:r>
+      <w:proofErr w:type="spellStart"/>
+      <w:r>
+        <w:rPr>
+          <w:rFonts w:asciiTheme="majorHAnsi" w:hAnsiTheme="majorHAnsi" w:cstheme="majorHAnsi"/>
+          <w:sz w:val="24"/>
+          <w:szCs w:val="24"/>
+        </w:rPr>
+        <w:t>dalam</w:t>
+      </w:r>
+      <w:proofErr w:type="spellEnd"/>
+      <w:r>
+        <w:rPr>
+          <w:rFonts w:asciiTheme="majorHAnsi" w:hAnsiTheme="majorHAnsi" w:cstheme="majorHAnsi"/>
+          <w:sz w:val="24"/>
+          <w:szCs w:val="24"/>
+        </w:rPr>
+        <w:t xml:space="preserve"> </w:t>
+      </w:r>
+      <w:proofErr w:type="spellStart"/>
+      <w:r>
+        <w:rPr>
+          <w:rFonts w:asciiTheme="majorHAnsi" w:hAnsiTheme="majorHAnsi" w:cstheme="majorHAnsi"/>
+          <w:sz w:val="24"/>
+          <w:szCs w:val="24"/>
+        </w:rPr>
+        <w:t>kompetisi</w:t>
+      </w:r>
+      <w:proofErr w:type="spellEnd"/>
+      <w:r>
+        <w:rPr>
+          <w:rFonts w:asciiTheme="majorHAnsi" w:hAnsiTheme="majorHAnsi" w:cstheme="majorHAnsi"/>
+          <w:sz w:val="24"/>
+          <w:szCs w:val="24"/>
+        </w:rPr>
+        <w:t xml:space="preserve"> </w:t>
+      </w:r>
+      <w:proofErr w:type="spellStart"/>
+      <w:r>
+        <w:rPr>
+          <w:rFonts w:asciiTheme="majorHAnsi" w:hAnsiTheme="majorHAnsi" w:cstheme="majorHAnsi"/>
+          <w:sz w:val="24"/>
+          <w:szCs w:val="24"/>
+        </w:rPr>
+        <w:t>sejenis</w:t>
+      </w:r>
+      <w:proofErr w:type="spellEnd"/>
+      <w:r>
+        <w:rPr>
+          <w:rFonts w:asciiTheme="majorHAnsi" w:hAnsiTheme="majorHAnsi" w:cstheme="majorHAnsi"/>
+          <w:sz w:val="24"/>
+          <w:szCs w:val="24"/>
+        </w:rPr>
+        <w:t>, dan/</w:t>
+      </w:r>
+      <w:proofErr w:type="spellStart"/>
+      <w:r>
+        <w:rPr>
+          <w:rFonts w:asciiTheme="majorHAnsi" w:hAnsiTheme="majorHAnsi" w:cstheme="majorHAnsi"/>
+          <w:sz w:val="24"/>
+          <w:szCs w:val="24"/>
+        </w:rPr>
+        <w:t>atau</w:t>
+      </w:r>
+      <w:proofErr w:type="spellEnd"/>
+      <w:r>
+        <w:rPr>
+          <w:rFonts w:asciiTheme="majorHAnsi" w:hAnsiTheme="majorHAnsi" w:cstheme="majorHAnsi"/>
+          <w:sz w:val="24"/>
+          <w:szCs w:val="24"/>
+        </w:rPr>
+        <w:t xml:space="preserve"> </w:t>
+      </w:r>
+      <w:proofErr w:type="spellStart"/>
+      <w:r>
+        <w:rPr>
+          <w:rFonts w:asciiTheme="majorHAnsi" w:hAnsiTheme="majorHAnsi" w:cstheme="majorHAnsi"/>
+          <w:sz w:val="24"/>
+          <w:szCs w:val="24"/>
+        </w:rPr>
+        <w:t>belum</w:t>
+      </w:r>
+      <w:proofErr w:type="spellEnd"/>
+      <w:r>
+        <w:rPr>
+          <w:rFonts w:asciiTheme="majorHAnsi" w:hAnsiTheme="majorHAnsi" w:cstheme="majorHAnsi"/>
+          <w:sz w:val="24"/>
+          <w:szCs w:val="24"/>
+        </w:rPr>
+        <w:t xml:space="preserve"> </w:t>
+      </w:r>
+      <w:proofErr w:type="spellStart"/>
+      <w:r>
+        <w:rPr>
+          <w:rFonts w:asciiTheme="majorHAnsi" w:hAnsiTheme="majorHAnsi" w:cstheme="majorHAnsi"/>
+          <w:sz w:val="24"/>
+          <w:szCs w:val="24"/>
+        </w:rPr>
+        <w:t>pernah</w:t>
+      </w:r>
+      <w:proofErr w:type="spellEnd"/>
+      <w:r>
+        <w:rPr>
+          <w:rFonts w:asciiTheme="majorHAnsi" w:hAnsiTheme="majorHAnsi" w:cstheme="majorHAnsi"/>
+          <w:sz w:val="24"/>
+          <w:szCs w:val="24"/>
+        </w:rPr>
+        <w:t xml:space="preserve"> </w:t>
+      </w:r>
+      <w:proofErr w:type="spellStart"/>
+      <w:r>
+        <w:rPr>
+          <w:rFonts w:asciiTheme="majorHAnsi" w:hAnsiTheme="majorHAnsi" w:cstheme="majorHAnsi"/>
+          <w:sz w:val="24"/>
+          <w:szCs w:val="24"/>
+        </w:rPr>
+        <w:t>memenangkan</w:t>
+      </w:r>
+      <w:proofErr w:type="spellEnd"/>
+      <w:r>
+        <w:rPr>
+          <w:rFonts w:asciiTheme="majorHAnsi" w:hAnsiTheme="majorHAnsi" w:cstheme="majorHAnsi"/>
+          <w:sz w:val="24"/>
+          <w:szCs w:val="24"/>
+        </w:rPr>
+        <w:t xml:space="preserve"> </w:t>
+      </w:r>
+      <w:proofErr w:type="spellStart"/>
+      <w:r>
+        <w:rPr>
+          <w:rFonts w:asciiTheme="majorHAnsi" w:hAnsiTheme="majorHAnsi" w:cstheme="majorHAnsi"/>
+          <w:sz w:val="24"/>
+          <w:szCs w:val="24"/>
+        </w:rPr>
+        <w:t>penghargaan</w:t>
+      </w:r>
+      <w:proofErr w:type="spellEnd"/>
+      <w:r>
+        <w:rPr>
+          <w:rFonts w:asciiTheme="majorHAnsi" w:hAnsiTheme="majorHAnsi" w:cstheme="majorHAnsi"/>
+          <w:sz w:val="24"/>
+          <w:szCs w:val="24"/>
+        </w:rPr>
+        <w:t xml:space="preserve"> pada </w:t>
+      </w:r>
+      <w:proofErr w:type="spellStart"/>
+      <w:r>
+        <w:rPr>
+          <w:rFonts w:asciiTheme="majorHAnsi" w:hAnsiTheme="majorHAnsi" w:cstheme="majorHAnsi"/>
+          <w:sz w:val="24"/>
+          <w:szCs w:val="24"/>
+        </w:rPr>
+        <w:t>perlombaan</w:t>
+      </w:r>
+      <w:proofErr w:type="spellEnd"/>
+      <w:r>
+        <w:rPr>
+          <w:rFonts w:asciiTheme="majorHAnsi" w:hAnsiTheme="majorHAnsi" w:cstheme="majorHAnsi"/>
+          <w:sz w:val="24"/>
+          <w:szCs w:val="24"/>
+        </w:rPr>
+        <w:t>/</w:t>
+      </w:r>
+      <w:proofErr w:type="spellStart"/>
+      <w:r>
+        <w:rPr>
+          <w:rFonts w:asciiTheme="majorHAnsi" w:hAnsiTheme="majorHAnsi" w:cstheme="majorHAnsi"/>
+          <w:sz w:val="24"/>
+          <w:szCs w:val="24"/>
+        </w:rPr>
+        <w:t>sayembara</w:t>
+      </w:r>
+      <w:proofErr w:type="spellEnd"/>
+      <w:r>
+        <w:rPr>
+          <w:rFonts w:asciiTheme="majorHAnsi" w:hAnsiTheme="majorHAnsi" w:cstheme="majorHAnsi"/>
+          <w:sz w:val="24"/>
+          <w:szCs w:val="24"/>
+        </w:rPr>
+        <w:t xml:space="preserve"> lain </w:t>
+      </w:r>
+      <w:proofErr w:type="spellStart"/>
+      <w:r>
+        <w:rPr>
+          <w:rFonts w:asciiTheme="majorHAnsi" w:hAnsiTheme="majorHAnsi" w:cstheme="majorHAnsi"/>
+          <w:sz w:val="24"/>
+          <w:szCs w:val="24"/>
+        </w:rPr>
+        <w:t>sebelumnya</w:t>
+      </w:r>
+      <w:proofErr w:type="spellEnd"/>
+      <w:r>
+        <w:rPr>
+          <w:rFonts w:asciiTheme="majorHAnsi" w:hAnsiTheme="majorHAnsi" w:cstheme="majorHAnsi"/>
+          <w:sz w:val="24"/>
+          <w:szCs w:val="24"/>
+        </w:rPr>
+        <w:t>.</w:t>
+      </w:r>
+    </w:p>
+    <w:p>
+      <w:pPr>
+        <w:pStyle w:val="ListParagraph"/>
+        <w:numPr>
+          <w:ilvl w:val="0"/>
+          <w:numId w:val="10"/>
+        </w:numPr>
+        <w:spacing w:after="0" w:line="240" w:lineRule="auto"/>
+        <w:rPr>
+          <w:rFonts w:asciiTheme="majorHAnsi" w:hAnsiTheme="majorHAnsi" w:cstheme="majorHAnsi"/>
+          <w:sz w:val="24"/>
+          <w:szCs w:val="24"/>
+        </w:rPr>
+      </w:pPr>
+      <w:r>
+        <w:rPr>
+          <w:rFonts w:asciiTheme="majorHAnsi" w:hAnsiTheme="majorHAnsi" w:cstheme="majorHAnsi"/>
+          <w:sz w:val="24"/>
+          <w:szCs w:val="24"/>
+        </w:rPr>
+        <w:t xml:space="preserve">Karya </w:t>
+      </w:r>
+      <w:proofErr w:type="spellStart"/>
+      <w:r>
+        <w:rPr>
+          <w:rFonts w:asciiTheme="majorHAnsi" w:hAnsiTheme="majorHAnsi" w:cstheme="majorHAnsi"/>
+          <w:sz w:val="24"/>
+          <w:szCs w:val="24"/>
+        </w:rPr>
+        <w:t>ini</w:t>
+      </w:r>
+      <w:proofErr w:type="spellEnd"/>
+      <w:r>
+        <w:rPr>
+          <w:rFonts w:asciiTheme="majorHAnsi" w:hAnsiTheme="majorHAnsi" w:cstheme="majorHAnsi"/>
+          <w:sz w:val="24"/>
+          <w:szCs w:val="24"/>
+        </w:rPr>
+        <w:t xml:space="preserve"> </w:t>
+      </w:r>
+      <w:proofErr w:type="spellStart"/>
+      <w:r>
+        <w:rPr>
+          <w:rFonts w:asciiTheme="majorHAnsi" w:hAnsiTheme="majorHAnsi" w:cstheme="majorHAnsi"/>
+          <w:sz w:val="24"/>
+          <w:szCs w:val="24"/>
+        </w:rPr>
+        <w:t>tidak</w:t>
+      </w:r>
+      <w:proofErr w:type="spellEnd"/>
+      <w:r>
+        <w:rPr>
+          <w:rFonts w:asciiTheme="majorHAnsi" w:hAnsiTheme="majorHAnsi" w:cstheme="majorHAnsi"/>
+          <w:sz w:val="24"/>
+          <w:szCs w:val="24"/>
+        </w:rPr>
+        <w:t xml:space="preserve"> </w:t>
+      </w:r>
+      <w:proofErr w:type="spellStart"/>
+      <w:r>
+        <w:rPr>
+          <w:rFonts w:asciiTheme="majorHAnsi" w:hAnsiTheme="majorHAnsi" w:cstheme="majorHAnsi"/>
+          <w:sz w:val="24"/>
+          <w:szCs w:val="24"/>
+        </w:rPr>
+        <w:t>mengandung</w:t>
+      </w:r>
+      <w:proofErr w:type="spellEnd"/>
+      <w:r>
+        <w:rPr>
+          <w:rFonts w:asciiTheme="majorHAnsi" w:hAnsiTheme="majorHAnsi" w:cstheme="majorHAnsi"/>
+          <w:sz w:val="24"/>
+          <w:szCs w:val="24"/>
+        </w:rPr>
+        <w:t xml:space="preserve"> </w:t>
+      </w:r>
+      <w:proofErr w:type="spellStart"/>
+      <w:r>
+        <w:rPr>
+          <w:rFonts w:asciiTheme="majorHAnsi" w:hAnsiTheme="majorHAnsi" w:cstheme="majorHAnsi"/>
+          <w:sz w:val="24"/>
+          <w:szCs w:val="24"/>
+        </w:rPr>
+        <w:t>unsur</w:t>
+      </w:r>
+      <w:proofErr w:type="spellEnd"/>
+      <w:r>
+        <w:rPr>
+          <w:rFonts w:asciiTheme="majorHAnsi" w:hAnsiTheme="majorHAnsi" w:cstheme="majorHAnsi"/>
+          <w:sz w:val="24"/>
+          <w:szCs w:val="24"/>
+        </w:rPr>
+        <w:t xml:space="preserve"> SARA, </w:t>
+      </w:r>
+      <w:proofErr w:type="spellStart"/>
+      <w:r>
+        <w:rPr>
+          <w:rFonts w:asciiTheme="majorHAnsi" w:hAnsiTheme="majorHAnsi" w:cstheme="majorHAnsi"/>
+          <w:sz w:val="24"/>
+          <w:szCs w:val="24"/>
+        </w:rPr>
+        <w:t>pornografi</w:t>
+      </w:r>
+      <w:proofErr w:type="spellEnd"/>
+      <w:r>
+        <w:rPr>
+          <w:rFonts w:asciiTheme="majorHAnsi" w:hAnsiTheme="majorHAnsi" w:cstheme="majorHAnsi"/>
+          <w:sz w:val="24"/>
+          <w:szCs w:val="24"/>
+        </w:rPr>
+        <w:t xml:space="preserve">, </w:t>
+      </w:r>
+      <w:proofErr w:type="spellStart"/>
+      <w:r>
+        <w:rPr>
+          <w:rFonts w:asciiTheme="majorHAnsi" w:hAnsiTheme="majorHAnsi" w:cstheme="majorHAnsi"/>
+          <w:sz w:val="24"/>
+          <w:szCs w:val="24"/>
+        </w:rPr>
+        <w:t>ujaran</w:t>
+      </w:r>
+      <w:proofErr w:type="spellEnd"/>
+      <w:r>
+        <w:rPr>
+          <w:rFonts w:asciiTheme="majorHAnsi" w:hAnsiTheme="majorHAnsi" w:cstheme="majorHAnsi"/>
+          <w:sz w:val="24"/>
+          <w:szCs w:val="24"/>
+        </w:rPr>
+        <w:t xml:space="preserve"> </w:t>
+      </w:r>
+      <w:proofErr w:type="spellStart"/>
+      <w:r>
+        <w:rPr>
+          <w:rFonts w:asciiTheme="majorHAnsi" w:hAnsiTheme="majorHAnsi" w:cstheme="majorHAnsi"/>
+          <w:sz w:val="24"/>
+          <w:szCs w:val="24"/>
+        </w:rPr>
+        <w:t>kebencian</w:t>
+      </w:r>
+      <w:proofErr w:type="spellEnd"/>
+      <w:r>
+        <w:rPr>
+          <w:rFonts w:asciiTheme="majorHAnsi" w:hAnsiTheme="majorHAnsi" w:cstheme="majorHAnsi"/>
+          <w:sz w:val="24"/>
+          <w:szCs w:val="24"/>
+        </w:rPr>
+        <w:t xml:space="preserve">, </w:t>
+      </w:r>
+      <w:proofErr w:type="spellStart"/>
+      <w:r>
+        <w:rPr>
+          <w:rFonts w:asciiTheme="majorHAnsi" w:hAnsiTheme="majorHAnsi" w:cstheme="majorHAnsi"/>
+          <w:sz w:val="24"/>
+          <w:szCs w:val="24"/>
+        </w:rPr>
+        <w:t>pelanggaran</w:t>
+      </w:r>
+      <w:proofErr w:type="spellEnd"/>
+      <w:r>
+        <w:rPr>
+          <w:rFonts w:asciiTheme="majorHAnsi" w:hAnsiTheme="majorHAnsi" w:cstheme="majorHAnsi"/>
+          <w:sz w:val="24"/>
+          <w:szCs w:val="24"/>
+        </w:rPr>
+        <w:t xml:space="preserve"> </w:t>
+      </w:r>
+      <w:proofErr w:type="spellStart"/>
+      <w:r>
+        <w:rPr>
+          <w:rFonts w:asciiTheme="majorHAnsi" w:hAnsiTheme="majorHAnsi" w:cstheme="majorHAnsi"/>
+          <w:sz w:val="24"/>
+          <w:szCs w:val="24"/>
+        </w:rPr>
+        <w:t>hak</w:t>
+      </w:r>
+      <w:proofErr w:type="spellEnd"/>
+      <w:r>
+        <w:rPr>
+          <w:rFonts w:asciiTheme="majorHAnsi" w:hAnsiTheme="majorHAnsi" w:cstheme="majorHAnsi"/>
+          <w:sz w:val="24"/>
+          <w:szCs w:val="24"/>
+        </w:rPr>
+        <w:t xml:space="preserve"> </w:t>
+      </w:r>
+      <w:proofErr w:type="spellStart"/>
+      <w:r>
+        <w:rPr>
+          <w:rFonts w:asciiTheme="majorHAnsi" w:hAnsiTheme="majorHAnsi" w:cstheme="majorHAnsi"/>
+          <w:sz w:val="24"/>
+          <w:szCs w:val="24"/>
+        </w:rPr>
+        <w:t>cipta</w:t>
+      </w:r>
+      <w:proofErr w:type="spellEnd"/>
+      <w:r>
+        <w:rPr>
+          <w:rFonts w:asciiTheme="majorHAnsi" w:hAnsiTheme="majorHAnsi" w:cstheme="majorHAnsi"/>
+          <w:sz w:val="24"/>
+          <w:szCs w:val="24"/>
+        </w:rPr>
+        <w:t>/</w:t>
+      </w:r>
+      <w:proofErr w:type="spellStart"/>
+      <w:r>
+        <w:rPr>
+          <w:rFonts w:asciiTheme="majorHAnsi" w:hAnsiTheme="majorHAnsi" w:cstheme="majorHAnsi"/>
+          <w:sz w:val="24"/>
+          <w:szCs w:val="24"/>
+        </w:rPr>
+        <w:t>kekayaan</w:t>
+      </w:r>
+      <w:proofErr w:type="spellEnd"/>
+      <w:r>
+        <w:rPr>
+          <w:rFonts w:asciiTheme="majorHAnsi" w:hAnsiTheme="majorHAnsi" w:cstheme="majorHAnsi"/>
+          <w:sz w:val="24"/>
+          <w:szCs w:val="24"/>
+        </w:rPr>
+        <w:t xml:space="preserve"> </w:t>
+      </w:r>
+      <w:proofErr w:type="spellStart"/>
+      <w:r>
+        <w:rPr>
+          <w:rFonts w:asciiTheme="majorHAnsi" w:hAnsiTheme="majorHAnsi" w:cstheme="majorHAnsi"/>
+          <w:sz w:val="24"/>
+          <w:szCs w:val="24"/>
+        </w:rPr>
+        <w:t>intelektual</w:t>
+      </w:r>
+      <w:proofErr w:type="spellEnd"/>
+      <w:r>
+        <w:rPr>
+          <w:rFonts w:asciiTheme="majorHAnsi" w:hAnsiTheme="majorHAnsi" w:cstheme="majorHAnsi"/>
+          <w:sz w:val="24"/>
+          <w:szCs w:val="24"/>
+        </w:rPr>
+        <w:t xml:space="preserve"> (HAKI), </w:t>
+      </w:r>
+      <w:proofErr w:type="spellStart"/>
+      <w:r>
+        <w:rPr>
+          <w:rFonts w:asciiTheme="majorHAnsi" w:hAnsiTheme="majorHAnsi" w:cstheme="majorHAnsi"/>
+          <w:sz w:val="24"/>
+          <w:szCs w:val="24"/>
+        </w:rPr>
+        <w:t>serta</w:t>
+      </w:r>
+      <w:proofErr w:type="spellEnd"/>
+      <w:r>
+        <w:rPr>
+          <w:rFonts w:asciiTheme="majorHAnsi" w:hAnsiTheme="majorHAnsi" w:cstheme="majorHAnsi"/>
+          <w:sz w:val="24"/>
+          <w:szCs w:val="24"/>
+        </w:rPr>
+        <w:t xml:space="preserve"> </w:t>
+      </w:r>
+      <w:proofErr w:type="spellStart"/>
+      <w:r>
+        <w:rPr>
+          <w:rFonts w:asciiTheme="majorHAnsi" w:hAnsiTheme="majorHAnsi" w:cstheme="majorHAnsi"/>
+          <w:sz w:val="24"/>
+          <w:szCs w:val="24"/>
+        </w:rPr>
+        <w:t>tidak</w:t>
+      </w:r>
+      <w:proofErr w:type="spellEnd"/>
+      <w:r>
+        <w:rPr>
+          <w:rFonts w:asciiTheme="majorHAnsi" w:hAnsiTheme="majorHAnsi" w:cstheme="majorHAnsi"/>
+          <w:sz w:val="24"/>
+          <w:szCs w:val="24"/>
+        </w:rPr>
+        <w:t xml:space="preserve"> </w:t>
+      </w:r>
+      <w:proofErr w:type="spellStart"/>
+      <w:r>
+        <w:rPr>
+          <w:rFonts w:asciiTheme="majorHAnsi" w:hAnsiTheme="majorHAnsi" w:cstheme="majorHAnsi"/>
+          <w:sz w:val="24"/>
+          <w:szCs w:val="24"/>
+        </w:rPr>
+        <w:t>melanggar</w:t>
+      </w:r>
+      <w:proofErr w:type="spellEnd"/>
+      <w:r>
+        <w:rPr>
+          <w:rFonts w:asciiTheme="majorHAnsi" w:hAnsiTheme="majorHAnsi" w:cstheme="majorHAnsi"/>
+          <w:sz w:val="24"/>
+          <w:szCs w:val="24"/>
+        </w:rPr>
+        <w:t xml:space="preserve"> </w:t>
+      </w:r>
+      <w:proofErr w:type="spellStart"/>
+      <w:r>
+        <w:rPr>
+          <w:rFonts w:asciiTheme="majorHAnsi" w:hAnsiTheme="majorHAnsi" w:cstheme="majorHAnsi"/>
+          <w:sz w:val="24"/>
+          <w:szCs w:val="24"/>
+        </w:rPr>
+        <w:t>peraturan</w:t>
+      </w:r>
+      <w:proofErr w:type="spellEnd"/>
+      <w:r>
+        <w:rPr>
+          <w:rFonts w:asciiTheme="majorHAnsi" w:hAnsiTheme="majorHAnsi" w:cstheme="majorHAnsi"/>
+          <w:sz w:val="24"/>
+          <w:szCs w:val="24"/>
+        </w:rPr>
+        <w:t xml:space="preserve"> </w:t>
+      </w:r>
+      <w:proofErr w:type="spellStart"/>
+      <w:r>
+        <w:rPr>
+          <w:rFonts w:asciiTheme="majorHAnsi" w:hAnsiTheme="majorHAnsi" w:cstheme="majorHAnsi"/>
+          <w:sz w:val="24"/>
+          <w:szCs w:val="24"/>
+        </w:rPr>
+        <w:t>perundang-undangan</w:t>
+      </w:r>
+      <w:proofErr w:type="spellEnd"/>
+      <w:r>
+        <w:rPr>
+          <w:rFonts w:asciiTheme="majorHAnsi" w:hAnsiTheme="majorHAnsi" w:cstheme="majorHAnsi"/>
+          <w:sz w:val="24"/>
+          <w:szCs w:val="24"/>
+        </w:rPr>
+        <w:t xml:space="preserve"> yang </w:t>
+      </w:r>
+      <w:proofErr w:type="spellStart"/>
+      <w:r>
+        <w:rPr>
+          <w:rFonts w:asciiTheme="majorHAnsi" w:hAnsiTheme="majorHAnsi" w:cstheme="majorHAnsi"/>
+          <w:sz w:val="24"/>
+          <w:szCs w:val="24"/>
+        </w:rPr>
+        <w:t>berlaku</w:t>
+      </w:r>
+      <w:proofErr w:type="spellEnd"/>
+      <w:r>
+        <w:rPr>
+          <w:rFonts w:asciiTheme="majorHAnsi" w:hAnsiTheme="majorHAnsi" w:cstheme="majorHAnsi"/>
+          <w:sz w:val="24"/>
+          <w:szCs w:val="24"/>
+        </w:rPr>
+        <w:t>.</w:t>
+      </w:r>
+    </w:p>
+    <w:p>
+      <w:pPr>
+        <w:pStyle w:val="ListParagraph"/>
+        <w:numPr>
+          <w:ilvl w:val="0"/>
+          <w:numId w:val="10"/>
+        </w:numPr>
+        <w:spacing w:after="0" w:line="240" w:lineRule="auto"/>
+        <w:rPr>
+          <w:rFonts w:asciiTheme="majorHAnsi" w:hAnsiTheme="majorHAnsi" w:cstheme="majorHAnsi"/>
+          <w:sz w:val="24"/>
+          <w:szCs w:val="24"/>
+        </w:rPr>
+      </w:pPr>
+      <w:r>
+        <w:rPr>
+          <w:rFonts w:asciiTheme="majorHAnsi" w:hAnsiTheme="majorHAnsi" w:cstheme="majorHAnsi"/>
+          <w:sz w:val="24"/>
+          <w:szCs w:val="24"/>
+        </w:rPr>
+        <w:t xml:space="preserve">Hak </w:t>
+      </w:r>
+      <w:proofErr w:type="spellStart"/>
+      <w:r>
+        <w:rPr>
+          <w:rFonts w:asciiTheme="majorHAnsi" w:hAnsiTheme="majorHAnsi" w:cstheme="majorHAnsi"/>
+          <w:sz w:val="24"/>
+          <w:szCs w:val="24"/>
+        </w:rPr>
+        <w:t>cipta</w:t>
+      </w:r>
+      <w:proofErr w:type="spellEnd"/>
+      <w:r>
+        <w:rPr>
+          <w:rFonts w:asciiTheme="majorHAnsi" w:hAnsiTheme="majorHAnsi" w:cstheme="majorHAnsi"/>
+          <w:sz w:val="24"/>
+          <w:szCs w:val="24"/>
+        </w:rPr>
+        <w:t xml:space="preserve"> </w:t>
+      </w:r>
+      <w:proofErr w:type="spellStart"/>
+      <w:r>
+        <w:rPr>
+          <w:rFonts w:asciiTheme="majorHAnsi" w:hAnsiTheme="majorHAnsi" w:cstheme="majorHAnsi"/>
+          <w:sz w:val="24"/>
+          <w:szCs w:val="24"/>
+        </w:rPr>
+        <w:t>tetap</w:t>
+      </w:r>
+      <w:proofErr w:type="spellEnd"/>
+      <w:r>
+        <w:rPr>
+          <w:rFonts w:asciiTheme="majorHAnsi" w:hAnsiTheme="majorHAnsi" w:cstheme="majorHAnsi"/>
+          <w:sz w:val="24"/>
+          <w:szCs w:val="24"/>
+        </w:rPr>
+        <w:t xml:space="preserve"> </w:t>
+      </w:r>
+      <w:proofErr w:type="spellStart"/>
+      <w:r>
+        <w:rPr>
+          <w:rFonts w:asciiTheme="majorHAnsi" w:hAnsiTheme="majorHAnsi" w:cstheme="majorHAnsi"/>
+          <w:sz w:val="24"/>
+          <w:szCs w:val="24"/>
+        </w:rPr>
+        <w:t>berada</w:t>
+      </w:r>
+      <w:proofErr w:type="spellEnd"/>
+      <w:r>
+        <w:rPr>
+          <w:rFonts w:asciiTheme="majorHAnsi" w:hAnsiTheme="majorHAnsi" w:cstheme="majorHAnsi"/>
+          <w:sz w:val="24"/>
+          <w:szCs w:val="24"/>
+        </w:rPr>
+        <w:t xml:space="preserve"> pada </w:t>
+      </w:r>
+      <w:proofErr w:type="spellStart"/>
+      <w:r>
+        <w:rPr>
+          <w:rFonts w:asciiTheme="majorHAnsi" w:hAnsiTheme="majorHAnsi" w:cstheme="majorHAnsi"/>
+          <w:sz w:val="24"/>
+          <w:szCs w:val="24"/>
+        </w:rPr>
+        <w:t>pembuat</w:t>
+      </w:r>
+      <w:proofErr w:type="spellEnd"/>
+      <w:r>
+        <w:rPr>
+          <w:rFonts w:asciiTheme="majorHAnsi" w:hAnsiTheme="majorHAnsi" w:cstheme="majorHAnsi"/>
+          <w:sz w:val="24"/>
+          <w:szCs w:val="24"/>
+        </w:rPr>
+        <w:t xml:space="preserve"> </w:t>
+      </w:r>
+      <w:proofErr w:type="spellStart"/>
+      <w:r>
+        <w:rPr>
+          <w:rFonts w:asciiTheme="majorHAnsi" w:hAnsiTheme="majorHAnsi" w:cstheme="majorHAnsi"/>
+          <w:sz w:val="24"/>
+          <w:szCs w:val="24"/>
+        </w:rPr>
+        <w:t>karya</w:t>
+      </w:r>
+      <w:proofErr w:type="spellEnd"/>
+      <w:r>
+        <w:rPr>
+          <w:rFonts w:asciiTheme="majorHAnsi" w:hAnsiTheme="majorHAnsi" w:cstheme="majorHAnsi"/>
+          <w:sz w:val="24"/>
+          <w:szCs w:val="24"/>
+        </w:rPr>
+        <w:t xml:space="preserve">, </w:t>
+      </w:r>
+      <w:proofErr w:type="spellStart"/>
+      <w:r>
+        <w:rPr>
+          <w:rFonts w:asciiTheme="majorHAnsi" w:hAnsiTheme="majorHAnsi" w:cstheme="majorHAnsi"/>
+          <w:sz w:val="24"/>
+          <w:szCs w:val="24"/>
+        </w:rPr>
+        <w:t>namun</w:t>
+      </w:r>
+      <w:proofErr w:type="spellEnd"/>
+      <w:r>
+        <w:rPr>
+          <w:rFonts w:asciiTheme="majorHAnsi" w:hAnsiTheme="majorHAnsi" w:cstheme="majorHAnsi"/>
+          <w:sz w:val="24"/>
+          <w:szCs w:val="24"/>
+        </w:rPr>
+        <w:t xml:space="preserve"> </w:t>
+      </w:r>
+      <w:proofErr w:type="spellStart"/>
+      <w:r>
+        <w:rPr>
+          <w:rFonts w:asciiTheme="majorHAnsi" w:hAnsiTheme="majorHAnsi" w:cstheme="majorHAnsi"/>
+          <w:sz w:val="24"/>
+          <w:szCs w:val="24"/>
+        </w:rPr>
+        <w:t>panitia</w:t>
+      </w:r>
+      <w:proofErr w:type="spellEnd"/>
+      <w:r>
+        <w:rPr>
+          <w:rFonts w:asciiTheme="majorHAnsi" w:hAnsiTheme="majorHAnsi" w:cstheme="majorHAnsi"/>
+          <w:sz w:val="24"/>
+          <w:szCs w:val="24"/>
+        </w:rPr>
+        <w:t xml:space="preserve"> Festival </w:t>
+      </w:r>
+      <w:proofErr w:type="spellStart"/>
+      <w:r>
+        <w:rPr>
+          <w:rFonts w:asciiTheme="majorHAnsi" w:hAnsiTheme="majorHAnsi" w:cstheme="majorHAnsi"/>
+          <w:sz w:val="24"/>
+          <w:szCs w:val="24"/>
+        </w:rPr>
+        <w:t>Kreasi</w:t>
+      </w:r>
+      <w:proofErr w:type="spellEnd"/>
+      <w:r>
+        <w:rPr>
+          <w:rFonts w:asciiTheme="majorHAnsi" w:hAnsiTheme="majorHAnsi" w:cstheme="majorHAnsi"/>
+          <w:sz w:val="24"/>
+          <w:szCs w:val="24"/>
+        </w:rPr>
+        <w:t xml:space="preserve"> Biru Putih </w:t>
+      </w:r>
+      <w:proofErr w:type="spellStart"/>
+      <w:r>
+        <w:rPr>
+          <w:rFonts w:asciiTheme="majorHAnsi" w:hAnsiTheme="majorHAnsi" w:cstheme="majorHAnsi"/>
+          <w:sz w:val="24"/>
+          <w:szCs w:val="24"/>
+        </w:rPr>
+        <w:t>berhak</w:t>
+      </w:r>
+      <w:proofErr w:type="spellEnd"/>
+      <w:r>
+        <w:rPr>
+          <w:rFonts w:asciiTheme="majorHAnsi" w:hAnsiTheme="majorHAnsi" w:cstheme="majorHAnsi"/>
+          <w:sz w:val="24"/>
+          <w:szCs w:val="24"/>
+        </w:rPr>
+        <w:t xml:space="preserve"> </w:t>
+      </w:r>
+      <w:proofErr w:type="spellStart"/>
+      <w:r>
+        <w:rPr>
+          <w:rFonts w:asciiTheme="majorHAnsi" w:hAnsiTheme="majorHAnsi" w:cstheme="majorHAnsi"/>
+          <w:sz w:val="24"/>
+          <w:szCs w:val="24"/>
+        </w:rPr>
+        <w:t>menggunakan</w:t>
+      </w:r>
+      <w:proofErr w:type="spellEnd"/>
+      <w:r>
+        <w:rPr>
+          <w:rFonts w:asciiTheme="majorHAnsi" w:hAnsiTheme="majorHAnsi" w:cstheme="majorHAnsi"/>
+          <w:sz w:val="24"/>
+          <w:szCs w:val="24"/>
+        </w:rPr>
+        <w:t xml:space="preserve"> </w:t>
+      </w:r>
+      <w:proofErr w:type="spellStart"/>
+      <w:r>
+        <w:rPr>
+          <w:rFonts w:asciiTheme="majorHAnsi" w:hAnsiTheme="majorHAnsi" w:cstheme="majorHAnsi"/>
+          <w:sz w:val="24"/>
+          <w:szCs w:val="24"/>
+        </w:rPr>
+        <w:t>karya</w:t>
+      </w:r>
+      <w:proofErr w:type="spellEnd"/>
+      <w:r>
+        <w:rPr>
+          <w:rFonts w:asciiTheme="majorHAnsi" w:hAnsiTheme="majorHAnsi" w:cstheme="majorHAnsi"/>
+          <w:sz w:val="24"/>
+          <w:szCs w:val="24"/>
+        </w:rPr>
+        <w:t xml:space="preserve"> </w:t>
+      </w:r>
+      <w:proofErr w:type="spellStart"/>
+      <w:r>
+        <w:rPr>
+          <w:rFonts w:asciiTheme="majorHAnsi" w:hAnsiTheme="majorHAnsi" w:cstheme="majorHAnsi"/>
+          <w:sz w:val="24"/>
+          <w:szCs w:val="24"/>
+        </w:rPr>
+        <w:t>ini</w:t>
+      </w:r>
+      <w:proofErr w:type="spellEnd"/>
+      <w:r>
+        <w:rPr>
+          <w:rFonts w:asciiTheme="majorHAnsi" w:hAnsiTheme="majorHAnsi" w:cstheme="majorHAnsi"/>
+          <w:sz w:val="24"/>
+          <w:szCs w:val="24"/>
+        </w:rPr>
+        <w:t xml:space="preserve"> </w:t>
+      </w:r>
+      <w:proofErr w:type="spellStart"/>
+      <w:r>
+        <w:rPr>
+          <w:rFonts w:asciiTheme="majorHAnsi" w:hAnsiTheme="majorHAnsi" w:cstheme="majorHAnsi"/>
+          <w:sz w:val="24"/>
+          <w:szCs w:val="24"/>
+        </w:rPr>
+        <w:t>untuk</w:t>
+      </w:r>
+      <w:proofErr w:type="spellEnd"/>
+      <w:r>
+        <w:rPr>
+          <w:rFonts w:asciiTheme="majorHAnsi" w:hAnsiTheme="majorHAnsi" w:cstheme="majorHAnsi"/>
+          <w:sz w:val="24"/>
+          <w:szCs w:val="24"/>
+        </w:rPr>
+        <w:t xml:space="preserve"> </w:t>
+      </w:r>
+      <w:proofErr w:type="spellStart"/>
+      <w:r>
+        <w:rPr>
+          <w:rFonts w:asciiTheme="majorHAnsi" w:hAnsiTheme="majorHAnsi" w:cstheme="majorHAnsi"/>
+          <w:sz w:val="24"/>
+          <w:szCs w:val="24"/>
+        </w:rPr>
+        <w:t>keperluan</w:t>
+      </w:r>
+      <w:proofErr w:type="spellEnd"/>
+      <w:r>
+        <w:rPr>
+          <w:rFonts w:asciiTheme="majorHAnsi" w:hAnsiTheme="majorHAnsi" w:cstheme="majorHAnsi"/>
+          <w:sz w:val="24"/>
+          <w:szCs w:val="24"/>
+        </w:rPr>
+        <w:t xml:space="preserve"> </w:t>
+      </w:r>
+      <w:proofErr w:type="spellStart"/>
+      <w:r>
+        <w:rPr>
+          <w:rFonts w:asciiTheme="majorHAnsi" w:hAnsiTheme="majorHAnsi" w:cstheme="majorHAnsi"/>
+          <w:sz w:val="24"/>
+          <w:szCs w:val="24"/>
+        </w:rPr>
+        <w:t>publikasi</w:t>
+      </w:r>
+      <w:proofErr w:type="spellEnd"/>
+      <w:r>
+        <w:rPr>
+          <w:rFonts w:asciiTheme="majorHAnsi" w:hAnsiTheme="majorHAnsi" w:cstheme="majorHAnsi"/>
+          <w:sz w:val="24"/>
+          <w:szCs w:val="24"/>
+        </w:rPr>
+        <w:t xml:space="preserve">, </w:t>
+      </w:r>
+      <w:proofErr w:type="spellStart"/>
+      <w:r>
+        <w:rPr>
+          <w:rFonts w:asciiTheme="majorHAnsi" w:hAnsiTheme="majorHAnsi" w:cstheme="majorHAnsi"/>
+          <w:sz w:val="24"/>
+          <w:szCs w:val="24"/>
+        </w:rPr>
+        <w:t>pameran</w:t>
+      </w:r>
+      <w:proofErr w:type="spellEnd"/>
+      <w:r>
+        <w:rPr>
+          <w:rFonts w:asciiTheme="majorHAnsi" w:hAnsiTheme="majorHAnsi" w:cstheme="majorHAnsi"/>
+          <w:sz w:val="24"/>
+          <w:szCs w:val="24"/>
+        </w:rPr>
+        <w:t xml:space="preserve">, </w:t>
+      </w:r>
+      <w:proofErr w:type="spellStart"/>
+      <w:r>
+        <w:rPr>
+          <w:rFonts w:asciiTheme="majorHAnsi" w:hAnsiTheme="majorHAnsi" w:cstheme="majorHAnsi"/>
+          <w:sz w:val="24"/>
+          <w:szCs w:val="24"/>
+        </w:rPr>
+        <w:t>edukasi</w:t>
+      </w:r>
+      <w:proofErr w:type="spellEnd"/>
+      <w:r>
+        <w:rPr>
+          <w:rFonts w:asciiTheme="majorHAnsi" w:hAnsiTheme="majorHAnsi" w:cstheme="majorHAnsi"/>
+          <w:sz w:val="24"/>
+          <w:szCs w:val="24"/>
+        </w:rPr>
+        <w:t xml:space="preserve">, dan </w:t>
+      </w:r>
+      <w:proofErr w:type="spellStart"/>
+      <w:r>
+        <w:rPr>
+          <w:rFonts w:asciiTheme="majorHAnsi" w:hAnsiTheme="majorHAnsi" w:cstheme="majorHAnsi"/>
+          <w:sz w:val="24"/>
+          <w:szCs w:val="24"/>
+        </w:rPr>
+        <w:t>dokumentasi</w:t>
+      </w:r>
+      <w:proofErr w:type="spellEnd"/>
+      <w:r>
+        <w:rPr>
+          <w:rFonts w:asciiTheme="majorHAnsi" w:hAnsiTheme="majorHAnsi" w:cstheme="majorHAnsi"/>
+          <w:sz w:val="24"/>
+          <w:szCs w:val="24"/>
+        </w:rPr>
+        <w:t xml:space="preserve"> non-</w:t>
+      </w:r>
+      <w:proofErr w:type="spellStart"/>
+      <w:r>
+        <w:rPr>
+          <w:rFonts w:asciiTheme="majorHAnsi" w:hAnsiTheme="majorHAnsi" w:cstheme="majorHAnsi"/>
+          <w:sz w:val="24"/>
+          <w:szCs w:val="24"/>
+        </w:rPr>
+        <w:t>komersial</w:t>
+      </w:r>
+      <w:proofErr w:type="spellEnd"/>
+      <w:r>
+        <w:rPr>
+          <w:rFonts w:asciiTheme="majorHAnsi" w:hAnsiTheme="majorHAnsi" w:cstheme="majorHAnsi"/>
+          <w:sz w:val="24"/>
+          <w:szCs w:val="24"/>
+        </w:rPr>
+        <w:t>.</w:t>
+      </w:r>
+    </w:p>
+    <w:p>
+      <w:pPr>
+        <w:spacing w:after="0" w:line="240" w:lineRule="auto"/>
+        <w:rPr>
+          <w:rFonts w:asciiTheme="majorHAnsi" w:hAnsiTheme="majorHAnsi" w:cstheme="majorHAnsi"/>
+          <w:sz w:val="24"/>
+          <w:szCs w:val="24"/>
+        </w:rPr>
+      </w:pPr>
+    </w:p>
+    <w:p>
+      <w:pPr>
+        <w:spacing w:after="0" w:line="240" w:lineRule="auto"/>
+        <w:rPr>
+          <w:rFonts w:asciiTheme="majorHAnsi" w:hAnsiTheme="majorHAnsi" w:cstheme="majorHAnsi"/>
+          <w:sz w:val="24"/>
+          <w:szCs w:val="24"/>
+        </w:rPr>
+      </w:pPr>
+      <w:proofErr w:type="spellStart"/>
+      <w:r>
+        <w:rPr>
+          <w:rFonts w:asciiTheme="majorHAnsi" w:hAnsiTheme="majorHAnsi" w:cstheme="majorHAnsi"/>
+          <w:sz w:val="24"/>
+          <w:szCs w:val="24"/>
+        </w:rPr>
+        <w:t>Apabila</w:t>
+      </w:r>
+      <w:proofErr w:type="spellEnd"/>
+      <w:r>
+        <w:rPr>
+          <w:rFonts w:asciiTheme="majorHAnsi" w:hAnsiTheme="majorHAnsi" w:cstheme="majorHAnsi"/>
+          <w:sz w:val="24"/>
+          <w:szCs w:val="24"/>
+        </w:rPr>
+        <w:t xml:space="preserve"> di </w:t>
+      </w:r>
+      <w:proofErr w:type="spellStart"/>
+      <w:r>
+        <w:rPr>
+          <w:rFonts w:asciiTheme="majorHAnsi" w:hAnsiTheme="majorHAnsi" w:cstheme="majorHAnsi"/>
+          <w:sz w:val="24"/>
+          <w:szCs w:val="24"/>
+        </w:rPr>
+        <w:t>kemudian</w:t>
+      </w:r>
+      <w:proofErr w:type="spellEnd"/>
+      <w:r>
+        <w:rPr>
+          <w:rFonts w:asciiTheme="majorHAnsi" w:hAnsiTheme="majorHAnsi" w:cstheme="majorHAnsi"/>
+          <w:sz w:val="24"/>
+          <w:szCs w:val="24"/>
+        </w:rPr>
+        <w:t xml:space="preserve"> </w:t>
+      </w:r>
+      <w:proofErr w:type="spellStart"/>
+      <w:r>
+        <w:rPr>
+          <w:rFonts w:asciiTheme="majorHAnsi" w:hAnsiTheme="majorHAnsi" w:cstheme="majorHAnsi"/>
+          <w:sz w:val="24"/>
+          <w:szCs w:val="24"/>
+        </w:rPr>
+        <w:t>hari</w:t>
+      </w:r>
+      <w:proofErr w:type="spellEnd"/>
+      <w:r>
+        <w:rPr>
+          <w:rFonts w:asciiTheme="majorHAnsi" w:hAnsiTheme="majorHAnsi" w:cstheme="majorHAnsi"/>
+          <w:sz w:val="24"/>
+          <w:szCs w:val="24"/>
+        </w:rPr>
+        <w:t xml:space="preserve"> </w:t>
+      </w:r>
+      <w:proofErr w:type="spellStart"/>
+      <w:r>
+        <w:rPr>
+          <w:rFonts w:asciiTheme="majorHAnsi" w:hAnsiTheme="majorHAnsi" w:cstheme="majorHAnsi"/>
+          <w:sz w:val="24"/>
+          <w:szCs w:val="24"/>
+        </w:rPr>
+        <w:t>terbukti</w:t>
+      </w:r>
+      <w:proofErr w:type="spellEnd"/>
+      <w:r>
+        <w:rPr>
+          <w:rFonts w:asciiTheme="majorHAnsi" w:hAnsiTheme="majorHAnsi" w:cstheme="majorHAnsi"/>
+          <w:sz w:val="24"/>
+          <w:szCs w:val="24"/>
+        </w:rPr>
+        <w:t xml:space="preserve"> </w:t>
+      </w:r>
+      <w:proofErr w:type="spellStart"/>
+      <w:r>
+        <w:rPr>
+          <w:rFonts w:asciiTheme="majorHAnsi" w:hAnsiTheme="majorHAnsi" w:cstheme="majorHAnsi"/>
+          <w:sz w:val="24"/>
+          <w:szCs w:val="24"/>
+        </w:rPr>
+        <w:t>bahwa</w:t>
+      </w:r>
+      <w:proofErr w:type="spellEnd"/>
+      <w:r>
+        <w:rPr>
+          <w:rFonts w:asciiTheme="majorHAnsi" w:hAnsiTheme="majorHAnsi" w:cstheme="majorHAnsi"/>
+          <w:sz w:val="24"/>
+          <w:szCs w:val="24"/>
+        </w:rPr>
+        <w:t xml:space="preserve"> data dan </w:t>
+      </w:r>
+      <w:proofErr w:type="spellStart"/>
+      <w:r>
+        <w:rPr>
+          <w:rFonts w:asciiTheme="majorHAnsi" w:hAnsiTheme="majorHAnsi" w:cstheme="majorHAnsi"/>
+          <w:sz w:val="24"/>
+          <w:szCs w:val="24"/>
+        </w:rPr>
+        <w:t>pernyataan</w:t>
+      </w:r>
+      <w:proofErr w:type="spellEnd"/>
+      <w:r>
+        <w:rPr>
+          <w:rFonts w:asciiTheme="majorHAnsi" w:hAnsiTheme="majorHAnsi" w:cstheme="majorHAnsi"/>
+          <w:sz w:val="24"/>
+          <w:szCs w:val="24"/>
+        </w:rPr>
+        <w:t xml:space="preserve"> </w:t>
+      </w:r>
+      <w:proofErr w:type="spellStart"/>
+      <w:r>
+        <w:rPr>
+          <w:rFonts w:asciiTheme="majorHAnsi" w:hAnsiTheme="majorHAnsi" w:cstheme="majorHAnsi"/>
+          <w:sz w:val="24"/>
+          <w:szCs w:val="24"/>
+        </w:rPr>
+        <w:t>ini</w:t>
+      </w:r>
+      <w:proofErr w:type="spellEnd"/>
+      <w:r>
+        <w:rPr>
+          <w:rFonts w:asciiTheme="majorHAnsi" w:hAnsiTheme="majorHAnsi" w:cstheme="majorHAnsi"/>
+          <w:sz w:val="24"/>
+          <w:szCs w:val="24"/>
+        </w:rPr>
+        <w:t xml:space="preserve"> </w:t>
+      </w:r>
+      <w:proofErr w:type="spellStart"/>
+      <w:r>
+        <w:rPr>
+          <w:rFonts w:asciiTheme="majorHAnsi" w:hAnsiTheme="majorHAnsi" w:cstheme="majorHAnsi"/>
+          <w:sz w:val="24"/>
+          <w:szCs w:val="24"/>
+        </w:rPr>
+        <w:t>tidak</w:t>
+      </w:r>
+      <w:proofErr w:type="spellEnd"/>
+      <w:r>
+        <w:rPr>
+          <w:rFonts w:asciiTheme="majorHAnsi" w:hAnsiTheme="majorHAnsi" w:cstheme="majorHAnsi"/>
+          <w:sz w:val="24"/>
+          <w:szCs w:val="24"/>
+        </w:rPr>
+        <w:t xml:space="preserve"> </w:t>
+      </w:r>
+      <w:proofErr w:type="spellStart"/>
+      <w:r>
+        <w:rPr>
+          <w:rFonts w:asciiTheme="majorHAnsi" w:hAnsiTheme="majorHAnsi" w:cstheme="majorHAnsi"/>
+          <w:sz w:val="24"/>
+          <w:szCs w:val="24"/>
+        </w:rPr>
+        <w:t>benar</w:t>
+      </w:r>
+      <w:proofErr w:type="spellEnd"/>
+      <w:r>
+        <w:rPr>
+          <w:rFonts w:asciiTheme="majorHAnsi" w:hAnsiTheme="majorHAnsi" w:cstheme="majorHAnsi"/>
+          <w:sz w:val="24"/>
+          <w:szCs w:val="24"/>
+        </w:rPr>
+        <w:t xml:space="preserve">, </w:t>
+      </w:r>
+      <w:proofErr w:type="spellStart"/>
+      <w:r>
+        <w:rPr>
+          <w:rFonts w:asciiTheme="majorHAnsi" w:hAnsiTheme="majorHAnsi" w:cstheme="majorHAnsi"/>
+          <w:sz w:val="24"/>
+          <w:szCs w:val="24"/>
+        </w:rPr>
+        <w:t>saya</w:t>
+      </w:r>
+      <w:proofErr w:type="spellEnd"/>
+      <w:r>
+        <w:rPr>
+          <w:rFonts w:asciiTheme="majorHAnsi" w:hAnsiTheme="majorHAnsi" w:cstheme="majorHAnsi"/>
+          <w:sz w:val="24"/>
+          <w:szCs w:val="24"/>
+        </w:rPr>
+        <w:t xml:space="preserve"> </w:t>
+      </w:r>
+      <w:proofErr w:type="spellStart"/>
+      <w:r>
+        <w:rPr>
+          <w:rFonts w:asciiTheme="majorHAnsi" w:hAnsiTheme="majorHAnsi" w:cstheme="majorHAnsi"/>
+          <w:sz w:val="24"/>
+          <w:szCs w:val="24"/>
+        </w:rPr>
+        <w:t>bersedia</w:t>
+      </w:r>
+      <w:proofErr w:type="spellEnd"/>
+      <w:r>
+        <w:rPr>
+          <w:rFonts w:asciiTheme="majorHAnsi" w:hAnsiTheme="majorHAnsi" w:cstheme="majorHAnsi"/>
+          <w:sz w:val="24"/>
+          <w:szCs w:val="24"/>
+        </w:rPr>
+        <w:t xml:space="preserve"> </w:t>
+      </w:r>
+      <w:proofErr w:type="spellStart"/>
+      <w:r>
+        <w:rPr>
+          <w:rFonts w:asciiTheme="majorHAnsi" w:hAnsiTheme="majorHAnsi" w:cstheme="majorHAnsi"/>
+          <w:sz w:val="24"/>
+          <w:szCs w:val="24"/>
+        </w:rPr>
+        <w:t>menerima</w:t>
+      </w:r>
+      <w:proofErr w:type="spellEnd"/>
+      <w:r>
+        <w:rPr>
+          <w:rFonts w:asciiTheme="majorHAnsi" w:hAnsiTheme="majorHAnsi" w:cstheme="majorHAnsi"/>
+          <w:sz w:val="24"/>
+          <w:szCs w:val="24"/>
+        </w:rPr>
+        <w:t xml:space="preserve"> </w:t>
+      </w:r>
+      <w:proofErr w:type="spellStart"/>
+      <w:r>
+        <w:rPr>
+          <w:rFonts w:asciiTheme="majorHAnsi" w:hAnsiTheme="majorHAnsi" w:cstheme="majorHAnsi"/>
+          <w:sz w:val="24"/>
+          <w:szCs w:val="24"/>
+        </w:rPr>
+        <w:t>sanksi</w:t>
+      </w:r>
+      <w:proofErr w:type="spellEnd"/>
+      <w:r>
+        <w:rPr>
+          <w:rFonts w:asciiTheme="majorHAnsi" w:hAnsiTheme="majorHAnsi" w:cstheme="majorHAnsi"/>
+          <w:sz w:val="24"/>
+          <w:szCs w:val="24"/>
+        </w:rPr>
+        <w:t xml:space="preserve"> </w:t>
+      </w:r>
+      <w:proofErr w:type="spellStart"/>
+      <w:r>
+        <w:rPr>
+          <w:rFonts w:asciiTheme="majorHAnsi" w:hAnsiTheme="majorHAnsi" w:cstheme="majorHAnsi"/>
+          <w:sz w:val="24"/>
+          <w:szCs w:val="24"/>
+        </w:rPr>
+        <w:t>berupa</w:t>
+      </w:r>
+      <w:proofErr w:type="spellEnd"/>
+      <w:r>
+        <w:rPr>
+          <w:rFonts w:asciiTheme="majorHAnsi" w:hAnsiTheme="majorHAnsi" w:cstheme="majorHAnsi"/>
+          <w:sz w:val="24"/>
+          <w:szCs w:val="24"/>
+        </w:rPr>
+        <w:t xml:space="preserve"> </w:t>
+      </w:r>
+      <w:proofErr w:type="spellStart"/>
+      <w:r>
+        <w:rPr>
+          <w:rFonts w:asciiTheme="majorHAnsi" w:hAnsiTheme="majorHAnsi" w:cstheme="majorHAnsi"/>
+          <w:sz w:val="24"/>
+          <w:szCs w:val="24"/>
+        </w:rPr>
+        <w:t>diskualifikasi</w:t>
+      </w:r>
+      <w:proofErr w:type="spellEnd"/>
+      <w:r>
+        <w:rPr>
+          <w:rFonts w:asciiTheme="majorHAnsi" w:hAnsiTheme="majorHAnsi" w:cstheme="majorHAnsi"/>
+          <w:sz w:val="24"/>
+          <w:szCs w:val="24"/>
+        </w:rPr>
+        <w:t xml:space="preserve"> </w:t>
+      </w:r>
+      <w:proofErr w:type="spellStart"/>
+      <w:r>
+        <w:rPr>
+          <w:rFonts w:asciiTheme="majorHAnsi" w:hAnsiTheme="majorHAnsi" w:cstheme="majorHAnsi"/>
+          <w:sz w:val="24"/>
+          <w:szCs w:val="24"/>
+        </w:rPr>
+        <w:t>dari</w:t>
+      </w:r>
+      <w:proofErr w:type="spellEnd"/>
+      <w:r>
+        <w:rPr>
+          <w:rFonts w:asciiTheme="majorHAnsi" w:hAnsiTheme="majorHAnsi" w:cstheme="majorHAnsi"/>
+          <w:sz w:val="24"/>
+          <w:szCs w:val="24"/>
+        </w:rPr>
+        <w:t xml:space="preserve"> </w:t>
+      </w:r>
+      <w:proofErr w:type="spellStart"/>
+      <w:r>
+        <w:rPr>
+          <w:rFonts w:asciiTheme="majorHAnsi" w:hAnsiTheme="majorHAnsi" w:cstheme="majorHAnsi"/>
+          <w:sz w:val="24"/>
+          <w:szCs w:val="24"/>
+        </w:rPr>
+        <w:t>kepesertaan</w:t>
+      </w:r>
+      <w:proofErr w:type="spellEnd"/>
+      <w:r>
+        <w:rPr>
+          <w:rFonts w:asciiTheme="majorHAnsi" w:hAnsiTheme="majorHAnsi" w:cstheme="majorHAnsi"/>
+          <w:sz w:val="24"/>
+          <w:szCs w:val="24"/>
+        </w:rPr>
+        <w:t xml:space="preserve">, </w:t>
+      </w:r>
+      <w:proofErr w:type="spellStart"/>
+      <w:r>
+        <w:rPr>
+          <w:rFonts w:asciiTheme="majorHAnsi" w:hAnsiTheme="majorHAnsi" w:cstheme="majorHAnsi"/>
+          <w:sz w:val="24"/>
+          <w:szCs w:val="24"/>
+        </w:rPr>
+        <w:t>pembatalan</w:t>
+      </w:r>
+      <w:proofErr w:type="spellEnd"/>
+      <w:r>
+        <w:rPr>
+          <w:rFonts w:asciiTheme="majorHAnsi" w:hAnsiTheme="majorHAnsi" w:cstheme="majorHAnsi"/>
+          <w:sz w:val="24"/>
+          <w:szCs w:val="24"/>
+        </w:rPr>
+        <w:t xml:space="preserve"> status </w:t>
+      </w:r>
+      <w:proofErr w:type="spellStart"/>
+      <w:r>
+        <w:rPr>
+          <w:rFonts w:asciiTheme="majorHAnsi" w:hAnsiTheme="majorHAnsi" w:cstheme="majorHAnsi"/>
+          <w:sz w:val="24"/>
+          <w:szCs w:val="24"/>
+        </w:rPr>
+        <w:t>pemenang</w:t>
+      </w:r>
+      <w:proofErr w:type="spellEnd"/>
+      <w:r>
+        <w:rPr>
+          <w:rFonts w:asciiTheme="majorHAnsi" w:hAnsiTheme="majorHAnsi" w:cstheme="majorHAnsi"/>
+          <w:sz w:val="24"/>
+          <w:szCs w:val="24"/>
+        </w:rPr>
+        <w:t>/</w:t>
+      </w:r>
+      <w:proofErr w:type="spellStart"/>
+      <w:r>
+        <w:rPr>
+          <w:rFonts w:asciiTheme="majorHAnsi" w:hAnsiTheme="majorHAnsi" w:cstheme="majorHAnsi"/>
+          <w:sz w:val="24"/>
+          <w:szCs w:val="24"/>
+        </w:rPr>
+        <w:t>penghargaan</w:t>
+      </w:r>
+      <w:proofErr w:type="spellEnd"/>
+      <w:r>
+        <w:rPr>
+          <w:rFonts w:asciiTheme="majorHAnsi" w:hAnsiTheme="majorHAnsi" w:cstheme="majorHAnsi"/>
+          <w:sz w:val="24"/>
+          <w:szCs w:val="24"/>
+        </w:rPr>
+        <w:t xml:space="preserve">, </w:t>
+      </w:r>
+      <w:proofErr w:type="spellStart"/>
+      <w:r>
+        <w:rPr>
+          <w:rFonts w:asciiTheme="majorHAnsi" w:hAnsiTheme="majorHAnsi" w:cstheme="majorHAnsi"/>
+          <w:sz w:val="24"/>
+          <w:szCs w:val="24"/>
+        </w:rPr>
+        <w:t>serta</w:t>
+      </w:r>
+      <w:proofErr w:type="spellEnd"/>
+      <w:r>
+        <w:rPr>
+          <w:rFonts w:asciiTheme="majorHAnsi" w:hAnsiTheme="majorHAnsi" w:cstheme="majorHAnsi"/>
+          <w:sz w:val="24"/>
+          <w:szCs w:val="24"/>
+        </w:rPr>
+        <w:t xml:space="preserve"> </w:t>
+      </w:r>
+      <w:proofErr w:type="spellStart"/>
+      <w:r>
+        <w:rPr>
+          <w:rFonts w:asciiTheme="majorHAnsi" w:hAnsiTheme="majorHAnsi" w:cstheme="majorHAnsi"/>
+          <w:sz w:val="24"/>
+          <w:szCs w:val="24"/>
+        </w:rPr>
+        <w:t>konsekuensi</w:t>
+      </w:r>
+      <w:proofErr w:type="spellEnd"/>
+      <w:r>
+        <w:rPr>
+          <w:rFonts w:asciiTheme="majorHAnsi" w:hAnsiTheme="majorHAnsi" w:cstheme="majorHAnsi"/>
+          <w:sz w:val="24"/>
+          <w:szCs w:val="24"/>
+        </w:rPr>
+        <w:t xml:space="preserve"> </w:t>
+      </w:r>
+      <w:proofErr w:type="spellStart"/>
+      <w:r>
+        <w:rPr>
+          <w:rFonts w:asciiTheme="majorHAnsi" w:hAnsiTheme="majorHAnsi" w:cstheme="majorHAnsi"/>
+          <w:sz w:val="24"/>
+          <w:szCs w:val="24"/>
+        </w:rPr>
+        <w:t>hukum</w:t>
+      </w:r>
+      <w:proofErr w:type="spellEnd"/>
+      <w:r>
+        <w:rPr>
+          <w:rFonts w:asciiTheme="majorHAnsi" w:hAnsiTheme="majorHAnsi" w:cstheme="majorHAnsi"/>
+          <w:sz w:val="24"/>
+          <w:szCs w:val="24"/>
+        </w:rPr>
+        <w:t xml:space="preserve"> </w:t>
+      </w:r>
+      <w:proofErr w:type="spellStart"/>
+      <w:r>
+        <w:rPr>
+          <w:rFonts w:asciiTheme="majorHAnsi" w:hAnsiTheme="majorHAnsi" w:cstheme="majorHAnsi"/>
+          <w:sz w:val="24"/>
+          <w:szCs w:val="24"/>
+        </w:rPr>
+        <w:t>lainnya</w:t>
+      </w:r>
+      <w:proofErr w:type="spellEnd"/>
+      <w:r>
+        <w:rPr>
+          <w:rFonts w:asciiTheme="majorHAnsi" w:hAnsiTheme="majorHAnsi" w:cstheme="majorHAnsi"/>
+          <w:sz w:val="24"/>
+          <w:szCs w:val="24"/>
+        </w:rPr>
+        <w:t xml:space="preserve"> </w:t>
+      </w:r>
+      <w:proofErr w:type="spellStart"/>
+      <w:r>
+        <w:rPr>
+          <w:rFonts w:asciiTheme="majorHAnsi" w:hAnsiTheme="majorHAnsi" w:cstheme="majorHAnsi"/>
+          <w:sz w:val="24"/>
+          <w:szCs w:val="24"/>
+        </w:rPr>
+        <w:t>sesuai</w:t>
+      </w:r>
+      <w:proofErr w:type="spellEnd"/>
+      <w:r>
+        <w:rPr>
+          <w:rFonts w:asciiTheme="majorHAnsi" w:hAnsiTheme="majorHAnsi" w:cstheme="majorHAnsi"/>
+          <w:sz w:val="24"/>
+          <w:szCs w:val="24"/>
+        </w:rPr>
+        <w:t xml:space="preserve"> </w:t>
+      </w:r>
+      <w:proofErr w:type="spellStart"/>
+      <w:r>
+        <w:rPr>
+          <w:rFonts w:asciiTheme="majorHAnsi" w:hAnsiTheme="majorHAnsi" w:cstheme="majorHAnsi"/>
+          <w:sz w:val="24"/>
+          <w:szCs w:val="24"/>
+        </w:rPr>
+        <w:t>ketentuan</w:t>
+      </w:r>
+      <w:proofErr w:type="spellEnd"/>
+      <w:r>
+        <w:rPr>
+          <w:rFonts w:asciiTheme="majorHAnsi" w:hAnsiTheme="majorHAnsi" w:cstheme="majorHAnsi"/>
+          <w:sz w:val="24"/>
+          <w:szCs w:val="24"/>
+        </w:rPr>
+        <w:t xml:space="preserve"> yang </w:t>
+      </w:r>
+      <w:proofErr w:type="spellStart"/>
+      <w:r>
+        <w:rPr>
+          <w:rFonts w:asciiTheme="majorHAnsi" w:hAnsiTheme="majorHAnsi" w:cstheme="majorHAnsi"/>
+          <w:sz w:val="24"/>
+          <w:szCs w:val="24"/>
+        </w:rPr>
+        <w:t>berlaku</w:t>
+      </w:r>
+      <w:proofErr w:type="spellEnd"/>
+      <w:r>
+        <w:rPr>
+          <w:rFonts w:asciiTheme="majorHAnsi" w:hAnsiTheme="majorHAnsi" w:cstheme="majorHAnsi"/>
+          <w:sz w:val="24"/>
+          <w:szCs w:val="24"/>
+        </w:rPr>
+        <w:t>.</w:t>
+      </w:r>
+      <w:r>
+        <w:rPr>
+          <w:rFonts w:asciiTheme="majorHAnsi" w:hAnsiTheme="majorHAnsi" w:cstheme="majorHAnsi"/>
+          <w:sz w:val="24"/>
+          <w:szCs w:val="24"/>
+        </w:rPr>
+        <w:br/>
+      </w:r>
+      <w:r>
+        <w:rPr>
+          <w:rFonts w:asciiTheme="majorHAnsi" w:hAnsiTheme="majorHAnsi" w:cstheme="majorHAnsi"/>
+          <w:sz w:val="24"/>
+          <w:szCs w:val="24"/>
+        </w:rPr>
+        <w:br/>
+      </w:r>
+      <w:proofErr w:type="spellStart"/>
+      <w:r>
+        <w:rPr>
+          <w:rFonts w:asciiTheme="majorHAnsi" w:hAnsiTheme="majorHAnsi" w:cstheme="majorHAnsi"/>
+          <w:sz w:val="24"/>
+          <w:szCs w:val="24"/>
+        </w:rPr>
+        <w:t>Demikian</w:t>
+      </w:r>
+      <w:proofErr w:type="spellEnd"/>
+      <w:r>
+        <w:rPr>
+          <w:rFonts w:asciiTheme="majorHAnsi" w:hAnsiTheme="majorHAnsi" w:cstheme="majorHAnsi"/>
+          <w:sz w:val="24"/>
+          <w:szCs w:val="24"/>
+        </w:rPr>
+        <w:t xml:space="preserve"> </w:t>
+      </w:r>
+      <w:proofErr w:type="spellStart"/>
+      <w:r>
+        <w:rPr>
+          <w:rFonts w:asciiTheme="majorHAnsi" w:hAnsiTheme="majorHAnsi" w:cstheme="majorHAnsi"/>
+          <w:sz w:val="24"/>
+          <w:szCs w:val="24"/>
+        </w:rPr>
+        <w:t>surat</w:t>
+      </w:r>
+      <w:proofErr w:type="spellEnd"/>
+      <w:r>
+        <w:rPr>
+          <w:rFonts w:asciiTheme="majorHAnsi" w:hAnsiTheme="majorHAnsi" w:cstheme="majorHAnsi"/>
+          <w:sz w:val="24"/>
+          <w:szCs w:val="24"/>
+        </w:rPr>
+        <w:t xml:space="preserve"> </w:t>
+      </w:r>
+      <w:proofErr w:type="spellStart"/>
+      <w:r>
+        <w:rPr>
+          <w:rFonts w:asciiTheme="majorHAnsi" w:hAnsiTheme="majorHAnsi" w:cstheme="majorHAnsi"/>
+          <w:sz w:val="24"/>
+          <w:szCs w:val="24"/>
+        </w:rPr>
+        <w:t>pernyataan</w:t>
+      </w:r>
+      <w:proofErr w:type="spellEnd"/>
+      <w:r>
+        <w:rPr>
+          <w:rFonts w:asciiTheme="majorHAnsi" w:hAnsiTheme="majorHAnsi" w:cstheme="majorHAnsi"/>
+          <w:sz w:val="24"/>
+          <w:szCs w:val="24"/>
+        </w:rPr>
+        <w:t xml:space="preserve"> </w:t>
+      </w:r>
+      <w:proofErr w:type="spellStart"/>
+      <w:r>
+        <w:rPr>
+          <w:rFonts w:asciiTheme="majorHAnsi" w:hAnsiTheme="majorHAnsi" w:cstheme="majorHAnsi"/>
+          <w:sz w:val="24"/>
+          <w:szCs w:val="24"/>
+        </w:rPr>
+        <w:t>ini</w:t>
+      </w:r>
+      <w:proofErr w:type="spellEnd"/>
+      <w:r>
+        <w:rPr>
+          <w:rFonts w:asciiTheme="majorHAnsi" w:hAnsiTheme="majorHAnsi" w:cstheme="majorHAnsi"/>
+          <w:sz w:val="24"/>
+          <w:szCs w:val="24"/>
+        </w:rPr>
+        <w:t xml:space="preserve"> </w:t>
+      </w:r>
+      <w:proofErr w:type="spellStart"/>
+      <w:r>
+        <w:rPr>
+          <w:rFonts w:asciiTheme="majorHAnsi" w:hAnsiTheme="majorHAnsi" w:cstheme="majorHAnsi"/>
+          <w:sz w:val="24"/>
+          <w:szCs w:val="24"/>
+        </w:rPr>
+        <w:t>saya</w:t>
+      </w:r>
+      <w:proofErr w:type="spellEnd"/>
+      <w:r>
+        <w:rPr>
+          <w:rFonts w:asciiTheme="majorHAnsi" w:hAnsiTheme="majorHAnsi" w:cstheme="majorHAnsi"/>
+          <w:sz w:val="24"/>
+          <w:szCs w:val="24"/>
+        </w:rPr>
+        <w:t xml:space="preserve"> </w:t>
+      </w:r>
+      <w:proofErr w:type="spellStart"/>
+      <w:r>
+        <w:rPr>
+          <w:rFonts w:asciiTheme="majorHAnsi" w:hAnsiTheme="majorHAnsi" w:cstheme="majorHAnsi"/>
+          <w:sz w:val="24"/>
+          <w:szCs w:val="24"/>
+        </w:rPr>
+        <w:t>buat</w:t>
+      </w:r>
+      <w:proofErr w:type="spellEnd"/>
+      <w:r>
+        <w:rPr>
+          <w:rFonts w:asciiTheme="majorHAnsi" w:hAnsiTheme="majorHAnsi" w:cstheme="majorHAnsi"/>
+          <w:sz w:val="24"/>
+          <w:szCs w:val="24"/>
+        </w:rPr>
+        <w:t xml:space="preserve"> </w:t>
+      </w:r>
+      <w:proofErr w:type="spellStart"/>
+      <w:r>
+        <w:rPr>
+          <w:rFonts w:asciiTheme="majorHAnsi" w:hAnsiTheme="majorHAnsi" w:cstheme="majorHAnsi"/>
+          <w:sz w:val="24"/>
+          <w:szCs w:val="24"/>
+        </w:rPr>
+        <w:t>dengan</w:t>
+      </w:r>
+      <w:proofErr w:type="spellEnd"/>
+      <w:r>
+        <w:rPr>
+          <w:rFonts w:asciiTheme="majorHAnsi" w:hAnsiTheme="majorHAnsi" w:cstheme="majorHAnsi"/>
+          <w:sz w:val="24"/>
+          <w:szCs w:val="24"/>
+        </w:rPr>
+        <w:t xml:space="preserve"> </w:t>
+      </w:r>
+      <w:proofErr w:type="spellStart"/>
+      <w:r>
+        <w:rPr>
+          <w:rFonts w:asciiTheme="majorHAnsi" w:hAnsiTheme="majorHAnsi" w:cstheme="majorHAnsi"/>
+          <w:sz w:val="24"/>
+          <w:szCs w:val="24"/>
+        </w:rPr>
+        <w:t>sadar</w:t>
+      </w:r>
+      <w:proofErr w:type="spellEnd"/>
+      <w:r>
+        <w:rPr>
+          <w:rFonts w:asciiTheme="majorHAnsi" w:hAnsiTheme="majorHAnsi" w:cstheme="majorHAnsi"/>
+          <w:sz w:val="24"/>
+          <w:szCs w:val="24"/>
+        </w:rPr>
+        <w:t xml:space="preserve">, </w:t>
+      </w:r>
+      <w:proofErr w:type="spellStart"/>
+      <w:r>
+        <w:rPr>
+          <w:rFonts w:asciiTheme="majorHAnsi" w:hAnsiTheme="majorHAnsi" w:cstheme="majorHAnsi"/>
+          <w:sz w:val="24"/>
+          <w:szCs w:val="24"/>
+        </w:rPr>
+        <w:t>jujur</w:t>
+      </w:r>
+      <w:proofErr w:type="spellEnd"/>
+      <w:r>
+        <w:rPr>
+          <w:rFonts w:asciiTheme="majorHAnsi" w:hAnsiTheme="majorHAnsi" w:cstheme="majorHAnsi"/>
+          <w:sz w:val="24"/>
+          <w:szCs w:val="24"/>
+        </w:rPr>
+        <w:t xml:space="preserve">, dan </w:t>
+      </w:r>
+      <w:proofErr w:type="spellStart"/>
+      <w:r>
+        <w:rPr>
+          <w:rFonts w:asciiTheme="majorHAnsi" w:hAnsiTheme="majorHAnsi" w:cstheme="majorHAnsi"/>
+          <w:sz w:val="24"/>
+          <w:szCs w:val="24"/>
+        </w:rPr>
+        <w:t>penuh</w:t>
+      </w:r>
+      <w:proofErr w:type="spellEnd"/>
+      <w:r>
+        <w:rPr>
+          <w:rFonts w:asciiTheme="majorHAnsi" w:hAnsiTheme="majorHAnsi" w:cstheme="majorHAnsi"/>
+          <w:sz w:val="24"/>
+          <w:szCs w:val="24"/>
+        </w:rPr>
+        <w:t xml:space="preserve"> rasa </w:t>
+      </w:r>
+      <w:proofErr w:type="spellStart"/>
+      <w:r>
+        <w:rPr>
+          <w:rFonts w:asciiTheme="majorHAnsi" w:hAnsiTheme="majorHAnsi" w:cstheme="majorHAnsi"/>
+          <w:sz w:val="24"/>
+          <w:szCs w:val="24"/>
+        </w:rPr>
+        <w:t>tanggung</w:t>
+      </w:r>
+      <w:proofErr w:type="spellEnd"/>
+      <w:r>
+        <w:rPr>
+          <w:rFonts w:asciiTheme="majorHAnsi" w:hAnsiTheme="majorHAnsi" w:cstheme="majorHAnsi"/>
+          <w:sz w:val="24"/>
+          <w:szCs w:val="24"/>
+        </w:rPr>
+        <w:t xml:space="preserve"> </w:t>
+      </w:r>
+      <w:proofErr w:type="spellStart"/>
+      <w:r>
+        <w:rPr>
+          <w:rFonts w:asciiTheme="majorHAnsi" w:hAnsiTheme="majorHAnsi" w:cstheme="majorHAnsi"/>
+          <w:sz w:val="24"/>
+          <w:szCs w:val="24"/>
+        </w:rPr>
+        <w:t>jawab</w:t>
+      </w:r>
+      <w:proofErr w:type="spellEnd"/>
+      <w:r>
+        <w:rPr>
+          <w:rFonts w:asciiTheme="majorHAnsi" w:hAnsiTheme="majorHAnsi" w:cstheme="majorHAnsi"/>
+          <w:sz w:val="24"/>
+          <w:szCs w:val="24"/>
+        </w:rPr>
+        <w:t xml:space="preserve"> </w:t>
+      </w:r>
+      <w:proofErr w:type="spellStart"/>
+      <w:r>
+        <w:rPr>
+          <w:rFonts w:asciiTheme="majorHAnsi" w:hAnsiTheme="majorHAnsi" w:cstheme="majorHAnsi"/>
+          <w:sz w:val="24"/>
+          <w:szCs w:val="24"/>
+        </w:rPr>
+        <w:t>tanpa</w:t>
+      </w:r>
+      <w:proofErr w:type="spellEnd"/>
+      <w:r>
+        <w:rPr>
+          <w:rFonts w:asciiTheme="majorHAnsi" w:hAnsiTheme="majorHAnsi" w:cstheme="majorHAnsi"/>
+          <w:sz w:val="24"/>
+          <w:szCs w:val="24"/>
+        </w:rPr>
+        <w:t xml:space="preserve"> </w:t>
+      </w:r>
+      <w:proofErr w:type="spellStart"/>
+      <w:r>
+        <w:rPr>
+          <w:rFonts w:asciiTheme="majorHAnsi" w:hAnsiTheme="majorHAnsi" w:cstheme="majorHAnsi"/>
+          <w:sz w:val="24"/>
+          <w:szCs w:val="24"/>
+        </w:rPr>
+        <w:t>adanya</w:t>
+      </w:r>
+      <w:proofErr w:type="spellEnd"/>
+      <w:r>
+        <w:rPr>
+          <w:rFonts w:asciiTheme="majorHAnsi" w:hAnsiTheme="majorHAnsi" w:cstheme="majorHAnsi"/>
+          <w:sz w:val="24"/>
+          <w:szCs w:val="24"/>
+        </w:rPr>
+        <w:t xml:space="preserve"> </w:t>
+      </w:r>
+      <w:proofErr w:type="spellStart"/>
+      <w:r>
+        <w:rPr>
+          <w:rFonts w:asciiTheme="majorHAnsi" w:hAnsiTheme="majorHAnsi" w:cstheme="majorHAnsi"/>
+          <w:sz w:val="24"/>
+          <w:szCs w:val="24"/>
+        </w:rPr>
+        <w:t>paksaan</w:t>
+      </w:r>
+      <w:proofErr w:type="spellEnd"/>
+      <w:r>
+        <w:rPr>
+          <w:rFonts w:asciiTheme="majorHAnsi" w:hAnsiTheme="majorHAnsi" w:cstheme="majorHAnsi"/>
+          <w:sz w:val="24"/>
+          <w:szCs w:val="24"/>
+        </w:rPr>
+        <w:t xml:space="preserve"> </w:t>
+      </w:r>
+      <w:proofErr w:type="spellStart"/>
+      <w:r>
+        <w:rPr>
+          <w:rFonts w:asciiTheme="majorHAnsi" w:hAnsiTheme="majorHAnsi" w:cstheme="majorHAnsi"/>
+          <w:sz w:val="24"/>
+          <w:szCs w:val="24"/>
+        </w:rPr>
+        <w:t>dari</w:t>
+      </w:r>
+      <w:proofErr w:type="spellEnd"/>
+      <w:r>
+        <w:rPr>
+          <w:rFonts w:asciiTheme="majorHAnsi" w:hAnsiTheme="majorHAnsi" w:cstheme="majorHAnsi"/>
+          <w:sz w:val="24"/>
+          <w:szCs w:val="24"/>
+        </w:rPr>
+        <w:t xml:space="preserve"> </w:t>
+      </w:r>
+      <w:proofErr w:type="spellStart"/>
+      <w:r>
+        <w:rPr>
+          <w:rFonts w:asciiTheme="majorHAnsi" w:hAnsiTheme="majorHAnsi" w:cstheme="majorHAnsi"/>
+          <w:sz w:val="24"/>
+          <w:szCs w:val="24"/>
+        </w:rPr>
+        <w:t>pihak</w:t>
+      </w:r>
+      <w:proofErr w:type="spellEnd"/>
+      <w:r>
+        <w:rPr>
+          <w:rFonts w:asciiTheme="majorHAnsi" w:hAnsiTheme="majorHAnsi" w:cstheme="majorHAnsi"/>
+          <w:sz w:val="24"/>
+          <w:szCs w:val="24"/>
+        </w:rPr>
+        <w:t xml:space="preserve"> </w:t>
+      </w:r>
+      <w:proofErr w:type="spellStart"/>
+      <w:r>
+        <w:rPr>
+          <w:rFonts w:asciiTheme="majorHAnsi" w:hAnsiTheme="majorHAnsi" w:cstheme="majorHAnsi"/>
+          <w:sz w:val="24"/>
+          <w:szCs w:val="24"/>
+        </w:rPr>
+        <w:t>manapun</w:t>
+      </w:r>
+      <w:proofErr w:type="spellEnd"/>
+      <w:r>
+        <w:rPr>
+          <w:rFonts w:asciiTheme="majorHAnsi" w:hAnsiTheme="majorHAnsi" w:cstheme="majorHAnsi"/>
+          <w:sz w:val="24"/>
+          <w:szCs w:val="24"/>
+        </w:rPr>
+        <w:t>.</w:t>
+      </w:r>
+    </w:p>
+    <w:p>
+      <w:pPr>
+        <w:spacing w:after="0" w:line="240" w:lineRule="auto"/>
+        <w:rPr>
+          <w:rFonts w:asciiTheme="majorHAnsi" w:hAnsiTheme="majorHAnsi" w:cstheme="majorHAnsi"/>
+          <w:sz w:val="24"/>
+          <w:szCs w:val="24"/>
+        </w:rPr>
+      </w:pPr>
+    </w:p>
+    <w:tbl>
+      <w:tblPr>
+        <w:tblW w:w="0" w:type="auto"/>
+        <w:jc w:val="center"/>
+        <w:tblLook w:val="04A0" w:firstRow="1" w:lastRow="0" w:firstColumn="1" w:lastColumn="0" w:noHBand="0" w:noVBand="1"/>
+      </w:tblPr>
+      <w:tblGrid>
+        <w:gridCol w:w="4320"/>
+        <w:gridCol w:w="4752"/>
+      </w:tblGrid>
+      <w:tr>
+        <w:trPr>
+          <w:jc w:val="center"/>
+        </w:trPr>
+        <w:tc>
+          <w:tcPr>
+            <w:tcW w:w="4320" w:type="dxa"/>
+          </w:tcPr>
+          <w:p>
+            <w:pPr>
+              <w:spacing w:after="0" w:line="240" w:lineRule="auto"/>
+              <w:rPr>
+                <w:rFonts w:asciiTheme="majorHAnsi" w:hAnsiTheme="majorHAnsi" w:cstheme="majorHAnsi"/>
+                <w:sz w:val="24"/>
+                <w:szCs w:val="24"/>
+              </w:rPr>
+            </w:pPr>
+          </w:p>
+        </w:tc>
+        <w:tc>
+          <w:tcPr>
+            <w:tcW w:w="4752" w:type="dxa"/>
+          </w:tcPr>
+          <w:p>
+            <w:pPr>
+              <w:spacing w:after="0" w:line="240" w:lineRule="auto"/>
+              <w:rPr>
+                <w:rFonts w:asciiTheme="majorHAnsi" w:hAnsiTheme="majorHAnsi" w:cstheme="majorHAnsi"/>
+                <w:sz w:val="24"/>
+                <w:szCs w:val="24"/>
+              </w:rPr>
+            </w:pPr>
+            <w:proofErr w:type="spellStart"/>
+            <w:r>
+              <w:rPr>
+                <w:rFonts w:asciiTheme="majorHAnsi" w:hAnsiTheme="majorHAnsi" w:cstheme="majorHAnsi"/>
+                <w:sz w:val="24"/>
+                <w:szCs w:val="24"/>
+              </w:rPr>
+              <w:t>Lamongan</w:t>
+            </w:r>
+            <w:proofErr w:type="spellEnd"/>
+            <w:r>
+              <w:rPr>
+                <w:rFonts w:asciiTheme="majorHAnsi" w:hAnsiTheme="majorHAnsi" w:cstheme="majorHAnsi"/>
+                <w:sz w:val="24"/>
+                <w:szCs w:val="24"/>
+              </w:rPr>
+              <w:t xml:space="preserve">, </w:t>
+            </w:r>
+            <w:r>
+              <w:rPr>
+                <w:rFonts w:asciiTheme="majorHAnsi" w:hAnsiTheme="majorHAnsi" w:cstheme="majorHAnsi"/>
+                <w:sz w:val="24"/>
+                <w:szCs w:val="24"/>
+              </w:rPr>
+              <w:t xml:space="preserve">25 </w:t>
+            </w:r>
+            <w:r>
+              <w:rPr>
+                <w:rFonts w:asciiTheme="majorHAnsi" w:hAnsiTheme="majorHAnsi" w:cstheme="majorHAnsi"/>
+                <w:sz w:val="24"/>
+                <w:szCs w:val="24"/>
+              </w:rPr>
+              <w:t>September 2026</w:t>
+            </w:r>
+            <w:r>
+              <w:rPr>
+                <w:rFonts w:asciiTheme="majorHAnsi" w:hAnsiTheme="majorHAnsi" w:cstheme="majorHAnsi"/>
+                <w:sz w:val="24"/>
+                <w:szCs w:val="24"/>
+              </w:rPr>
+              <w:br/>
+              <w:t xml:space="preserve">Yang </w:t>
+            </w:r>
+            <w:proofErr w:type="spellStart"/>
+            <w:r>
+              <w:rPr>
+                <w:rFonts w:asciiTheme="majorHAnsi" w:hAnsiTheme="majorHAnsi" w:cstheme="majorHAnsi"/>
+                <w:sz w:val="24"/>
+                <w:szCs w:val="24"/>
+              </w:rPr>
+              <w:t>membuat</w:t>
+            </w:r>
+            <w:proofErr w:type="spellEnd"/>
+            <w:r>
+              <w:rPr>
+                <w:rFonts w:asciiTheme="majorHAnsi" w:hAnsiTheme="majorHAnsi" w:cstheme="majorHAnsi"/>
+                <w:sz w:val="24"/>
+                <w:szCs w:val="24"/>
+              </w:rPr>
+              <w:t xml:space="preserve"> </w:t>
+            </w:r>
+            <w:proofErr w:type="spellStart"/>
+            <w:r>
+              <w:rPr>
+                <w:rFonts w:asciiTheme="majorHAnsi" w:hAnsiTheme="majorHAnsi" w:cstheme="majorHAnsi"/>
+                <w:sz w:val="24"/>
+                <w:szCs w:val="24"/>
+              </w:rPr>
+              <w:t>pernyataan</w:t>
+            </w:r>
+            <w:proofErr w:type="spellEnd"/>
+            <w:r>
+              <w:rPr>
+                <w:rFonts w:asciiTheme="majorHAnsi" w:hAnsiTheme="majorHAnsi" w:cstheme="majorHAnsi"/>
+                <w:sz w:val="24"/>
+                <w:szCs w:val="24"/>
+              </w:rPr>
+              <w:t>,</w:t>
+            </w:r>
+            <w:r>
+              <w:rPr>
+                <w:rFonts w:asciiTheme="majorHAnsi" w:hAnsiTheme="majorHAnsi" w:cstheme="majorHAnsi"/>
+                <w:sz w:val="24"/>
+                <w:szCs w:val="24"/>
+              </w:rPr>
+              <w:br/>
+            </w:r>
+            <w:r>
+              <w:rPr>
+                <w:rFonts w:asciiTheme="majorHAnsi" w:hAnsiTheme="majorHAnsi" w:cstheme="majorHAnsi"/>
+                <w:sz w:val="24"/>
+                <w:szCs w:val="24"/>
+              </w:rPr>
+              <w:br/>
+            </w:r>
+          </w:p>
+          <w:p>
+            <w:pPr>
+              <w:spacing w:after="0" w:line="240" w:lineRule="auto"/>
+              <w:rPr>
+                <w:rFonts w:asciiTheme="majorHAnsi" w:hAnsiTheme="majorHAnsi" w:cstheme="majorHAnsi"/>
+                <w:sz w:val="24"/>
+                <w:szCs w:val="24"/>
+              </w:rPr>
+            </w:pPr>
+          </w:p>
+          <w:p>
+            <w:pPr>
+              <w:spacing w:after="0" w:line="240" w:lineRule="auto"/>
+              <w:rPr>
+                <w:rFonts w:asciiTheme="majorHAnsi" w:hAnsiTheme="majorHAnsi" w:cstheme="majorHAnsi"/>
+                <w:sz w:val="24"/>
+                <w:szCs w:val="24"/>
+              </w:rPr>
+            </w:pPr>
+          </w:p>
+          <w:p>
+            <w:pPr>
+              <w:spacing w:after="0" w:line="240" w:lineRule="auto"/>
+              <w:rPr>
+                <w:rFonts w:asciiTheme="majorHAnsi" w:hAnsiTheme="majorHAnsi" w:cstheme="majorHAnsi"/>
+                <w:sz w:val="24"/>
+                <w:szCs w:val="24"/>
+              </w:rPr>
+            </w:pPr>
+          </w:p>
+          <w:p>
+            <w:pPr>
+              <w:spacing w:after="0" w:line="240" w:lineRule="auto"/>
+              <w:rPr>
+                <w:rFonts w:asciiTheme="majorHAnsi" w:hAnsiTheme="majorHAnsi" w:cstheme="majorHAnsi"/>
+                <w:sz w:val="24"/>
+                <w:szCs w:val="24"/>
+              </w:rPr>
+            </w:pPr>
+            <w:r>
+              <w:rPr>
+                <w:rFonts w:asciiTheme="majorHAnsi" w:hAnsiTheme="majorHAnsi" w:cstheme="majorHAnsi"/>
+                <w:b/>
+                <w:sz w:val="24"/>
+                <w:szCs w:val="24"/>
+                <w:u w:val="single"/>
+              </w:rPr>
+              <w:t xml:space="preserve">Ach. Chanifuddin Fanani, </w:t>
+            </w:r>
+            <w:proofErr w:type="spellStart"/>
+            <w:r>
+              <w:rPr>
+                <w:rFonts w:asciiTheme="majorHAnsi" w:hAnsiTheme="majorHAnsi" w:cstheme="majorHAnsi"/>
+                <w:b/>
+                <w:sz w:val="24"/>
+                <w:szCs w:val="24"/>
+                <w:u w:val="single"/>
+              </w:rPr>
+              <w:t>S.Pd</w:t>
+            </w:r>
+            <w:proofErr w:type="spellEnd"/>
+            <w:r>
+              <w:rPr>
+                <w:rFonts w:asciiTheme="majorHAnsi" w:hAnsiTheme="majorHAnsi" w:cstheme="majorHAnsi"/>
+                <w:b/>
+                <w:sz w:val="24"/>
+                <w:szCs w:val="24"/>
+                <w:u w:val="single"/>
+              </w:rPr>
+              <w:t>.</w:t>
+            </w:r>
+          </w:p>
+        </w:tc>
+      </w:tr>
+    </w:tbl>
+    <w:p>
+      <w:pPr>
+        <w:spacing w:after="0" w:line="240" w:lineRule="auto"/>
+        <w:jc w:val="center"/>
+        <w:rPr>
+          <w:rFonts w:asciiTheme="majorHAnsi" w:hAnsiTheme="majorHAnsi" w:cstheme="majorHAnsi"/>
+          <w:b/>
+          <w:color w:val="0F172A"/>
+          <w:sz w:val="24"/>
+          <w:szCs w:val="24"/>
+        </w:rPr>
+      </w:pPr>
+      <w:r>
+        <w:rPr>
+          <w:rFonts w:asciiTheme="majorHAnsi" w:hAnsiTheme="majorHAnsi" w:cstheme="majorHAnsi"/>
+          <w:b/>
+          <w:color w:val="0F172A"/>
+          <w:sz w:val="24"/>
+          <w:szCs w:val="24"/>
+        </w:rPr>
+        <w:br w:type="page"/>
+      </w:r>
+    </w:p>
+    <w:p>
+      <w:pPr>
+        <w:spacing w:after="0" w:line="240" w:lineRule="auto"/>
+        <w:jc w:val="center"/>
+        <w:rPr>
+          <w:rFonts w:asciiTheme="majorHAnsi" w:hAnsiTheme="majorHAnsi" w:cstheme="majorHAnsi"/>
+          <w:sz w:val="24"/>
+          <w:szCs w:val="24"/>
+        </w:rPr>
+      </w:pPr>
+      <w:r>
+        <w:rPr>
+          <w:rFonts w:asciiTheme="majorHAnsi" w:hAnsiTheme="majorHAnsi" w:cstheme="majorHAnsi"/>
+          <w:b/>
+          <w:color w:val="0F172A"/>
+          <w:sz w:val="24"/>
+          <w:szCs w:val="24"/>
+        </w:rPr>
+        <w:lastRenderedPageBreak/>
+        <w:t>SURAT PERNYATAAN DAN INTEGRITAS</w:t>
+      </w:r>
+      <w:r>
+        <w:rPr>
+          <w:rFonts w:asciiTheme="majorHAnsi" w:hAnsiTheme="majorHAnsi" w:cstheme="majorHAnsi"/>
+          <w:b/>
+          <w:color w:val="0F172A"/>
+          <w:sz w:val="24"/>
+          <w:szCs w:val="24"/>
+        </w:rPr>
+        <w:br/>
+        <w:t>CALON PESERTA FESTIVAL KREASI BIRU PUTIH TAHUN 2026</w:t>
+      </w:r>
+    </w:p>
+    <w:p>
+      <w:pPr>
+        <w:spacing w:after="0" w:line="240" w:lineRule="auto"/>
+        <w:rPr>
+          <w:rFonts w:asciiTheme="majorHAnsi" w:hAnsiTheme="majorHAnsi" w:cstheme="majorHAnsi"/>
+          <w:sz w:val="24"/>
+          <w:szCs w:val="24"/>
+        </w:rPr>
+      </w:pPr>
+    </w:p>
+    <w:p>
+      <w:pPr>
+        <w:spacing w:after="0" w:line="240" w:lineRule="auto"/>
+        <w:rPr>
+          <w:rFonts w:asciiTheme="majorHAnsi" w:hAnsiTheme="majorHAnsi" w:cstheme="majorHAnsi"/>
+          <w:sz w:val="24"/>
+          <w:szCs w:val="24"/>
+        </w:rPr>
+      </w:pPr>
+      <w:r>
+        <w:rPr>
+          <w:rFonts w:asciiTheme="majorHAnsi" w:hAnsiTheme="majorHAnsi" w:cstheme="majorHAnsi"/>
+          <w:sz w:val="24"/>
+          <w:szCs w:val="24"/>
+        </w:rPr>
+        <w:t xml:space="preserve">Yang </w:t>
+      </w:r>
+      <w:proofErr w:type="spellStart"/>
+      <w:r>
+        <w:rPr>
+          <w:rFonts w:asciiTheme="majorHAnsi" w:hAnsiTheme="majorHAnsi" w:cstheme="majorHAnsi"/>
+          <w:sz w:val="24"/>
+          <w:szCs w:val="24"/>
+        </w:rPr>
+        <w:t>bertanda</w:t>
+      </w:r>
+      <w:proofErr w:type="spellEnd"/>
+      <w:r>
+        <w:rPr>
+          <w:rFonts w:asciiTheme="majorHAnsi" w:hAnsiTheme="majorHAnsi" w:cstheme="majorHAnsi"/>
+          <w:sz w:val="24"/>
+          <w:szCs w:val="24"/>
+        </w:rPr>
+        <w:t xml:space="preserve"> </w:t>
+      </w:r>
+      <w:proofErr w:type="spellStart"/>
+      <w:r>
+        <w:rPr>
+          <w:rFonts w:asciiTheme="majorHAnsi" w:hAnsiTheme="majorHAnsi" w:cstheme="majorHAnsi"/>
+          <w:sz w:val="24"/>
+          <w:szCs w:val="24"/>
+        </w:rPr>
+        <w:t>tangan</w:t>
+      </w:r>
+      <w:proofErr w:type="spellEnd"/>
+      <w:r>
+        <w:rPr>
+          <w:rFonts w:asciiTheme="majorHAnsi" w:hAnsiTheme="majorHAnsi" w:cstheme="majorHAnsi"/>
+          <w:sz w:val="24"/>
+          <w:szCs w:val="24"/>
+        </w:rPr>
+        <w:t xml:space="preserve"> di </w:t>
+      </w:r>
+      <w:proofErr w:type="spellStart"/>
+      <w:r>
+        <w:rPr>
+          <w:rFonts w:asciiTheme="majorHAnsi" w:hAnsiTheme="majorHAnsi" w:cstheme="majorHAnsi"/>
+          <w:sz w:val="24"/>
+          <w:szCs w:val="24"/>
+        </w:rPr>
+        <w:t>bawah</w:t>
+      </w:r>
+      <w:proofErr w:type="spellEnd"/>
+      <w:r>
+        <w:rPr>
+          <w:rFonts w:asciiTheme="majorHAnsi" w:hAnsiTheme="majorHAnsi" w:cstheme="majorHAnsi"/>
+          <w:sz w:val="24"/>
+          <w:szCs w:val="24"/>
+        </w:rPr>
+        <w:t xml:space="preserve"> ini:</w:t>
+      </w:r>
+    </w:p>
+    <w:tbl>
+      <w:tblPr>
+        <w:tblW w:w="0" w:type="auto"/>
+        <w:jc w:val="center"/>
+        <w:tblLook w:val="04A0" w:firstRow="1" w:lastRow="0" w:firstColumn="1" w:lastColumn="0" w:noHBand="0" w:noVBand="1"/>
+      </w:tblPr>
+      <w:tblGrid>
+        <w:gridCol w:w="2592"/>
+        <w:gridCol w:w="6480"/>
       </w:tblGrid>
       <w:tr>
         <w:trPr>
@@ -1528,8 +5470,8 @@
         <w:tblLook w:val="04A0" w:firstRow="1" w:lastRow="0" w:firstColumn="1" w:lastColumn="0" w:noHBand="0" w:noVBand="1"/>
       </w:tblPr>
       <w:tblGrid>
-        <w:gridCol w:w="4126"/>
-        <w:gridCol w:w="4595"/>
+        <w:gridCol w:w="4320"/>
+        <w:gridCol w:w="4752"/>
       </w:tblGrid>
       <w:tr>
         <w:trPr>
@@ -1746,7 +5688,7 @@
     </w:p>
     <w:sectPr>
       <w:pgSz w:w="11907" w:h="16840" w:code="9"/>
-      <w:pgMar w:top="1134" w:right="1701" w:bottom="1134" w:left="1701" w:header="720" w:footer="720" w:gutter="0"/>
+      <w:pgMar w:top="1134" w:right="1418" w:bottom="1134" w:left="1418" w:header="720" w:footer="720" w:gutter="0"/>
       <w:cols w:space="720"/>
       <w:docGrid w:linePitch="360"/>
     </w:sectPr>
